--- a/final-project/Process.docx
+++ b/final-project/Process.docx
@@ -4,10 +4,72 @@
   <w:body>
     <w:p>
       <w:r>
+        <w:t xml:space="preserve">BOROUGH- </w:t>
+      </w:r>
+    </w:p>
+    <w:p/>
+    <w:p>
+      <w:r>
+        <w:t>AGG-</w:t>
+      </w:r>
+    </w:p>
+    <w:p>
+      <w:r>
+        <w:t xml:space="preserve">MANHATTAN: 10-11 minutes </w:t>
+      </w:r>
+    </w:p>
+    <w:p>
+      <w:r>
+        <w:t>BROOKLYN: 9-10 minutes</w:t>
+      </w:r>
+    </w:p>
+    <w:p>
+      <w:r>
+        <w:t xml:space="preserve">Queens: 10 minutes </w:t>
+      </w:r>
+    </w:p>
+    <w:p>
+      <w:r>
+        <w:t xml:space="preserve">SI: 9 minutes </w:t>
+      </w:r>
+    </w:p>
+    <w:p>
+      <w:r>
+        <w:t xml:space="preserve">Bronx: 11 minutes 23 seconds – 14 minutes 33 seconds </w:t>
+      </w:r>
+    </w:p>
+    <w:p/>
+    <w:p/>
+    <w:p/>
+    <w:p/>
+    <w:p/>
+    <w:p/>
+    <w:p/>
+    <w:p/>
+    <w:p/>
+    <w:p/>
+    <w:p/>
+    <w:p/>
+    <w:p/>
+    <w:p/>
+    <w:p/>
+    <w:p/>
+    <w:p/>
+    <w:p/>
+    <w:p/>
+    <w:p/>
+    <w:p/>
+    <w:p/>
+    <w:p>
+      <w:r>
         <w:t xml:space="preserve">Manhattan: </w:t>
       </w:r>
     </w:p>
-    <w:p/>
+    <w:p>
+      <w:r>
+        <w:t>Agg-</w:t>
+      </w:r>
+    </w:p>
     <w:p>
       <w:r>
         <w:t xml:space="preserve">In 2025, from January to March, it took </w:t>
@@ -148,6 +210,211 @@
       <w:r>
         <w:t xml:space="preserve">. We can remove the ‘aggregate’ option from the second filter and only include information about FDNY and EMS in that section. </w:t>
       </w:r>
+    </w:p>
+    <w:p>
+      <w:pPr>
+        <w:ind w:left="360"/>
+      </w:pPr>
+    </w:p>
+    <w:p>
+      <w:pPr>
+        <w:ind w:left="360"/>
+      </w:pPr>
+    </w:p>
+    <w:p>
+      <w:pPr>
+        <w:ind w:left="360"/>
+      </w:pPr>
+      <w:r>
+        <w:t>Brooklyn</w:t>
+      </w:r>
+    </w:p>
+    <w:p>
+      <w:pPr>
+        <w:ind w:left="360"/>
+      </w:pPr>
+    </w:p>
+    <w:p>
+      <w:r>
+        <w:t>Agg-</w:t>
+      </w:r>
+    </w:p>
+    <w:p>
+      <w:r>
+        <w:t xml:space="preserve">In 2025, from January to March, it took ambulances and fire units in </w:t>
+      </w:r>
+      <w:r>
+        <w:t>Brooklyn</w:t>
+      </w:r>
+      <w:r>
+        <w:t xml:space="preserve"> an average of </w:t>
+      </w:r>
+      <w:r>
+        <w:t>less than 10</w:t>
+      </w:r>
+      <w:r>
+        <w:t xml:space="preserve"> minutes to arrive at life threatening medical emergencies. </w:t>
+      </w:r>
+    </w:p>
+    <w:p/>
+    <w:p>
+      <w:r>
+        <w:t>Combined average response time to life threatening medical emergencies by ambulance and fire units</w:t>
+      </w:r>
+    </w:p>
+    <w:p/>
+    <w:p/>
+    <w:p>
+      <w:pPr>
+        <w:ind w:left="360"/>
+      </w:pPr>
+      <w:r>
+        <w:t xml:space="preserve">Description </w:t>
+      </w:r>
+      <w:proofErr w:type="gramStart"/>
+      <w:r>
+        <w:t>types</w:t>
+      </w:r>
+      <w:proofErr w:type="gramEnd"/>
+      <w:r>
+        <w:t xml:space="preserve"> EMS–</w:t>
+      </w:r>
+    </w:p>
+    <w:p>
+      <w:pPr>
+        <w:pStyle w:val="ListParagraph"/>
+        <w:numPr>
+          <w:ilvl w:val="0"/>
+          <w:numId w:val="1"/>
+        </w:numPr>
+      </w:pPr>
+      <w:r>
+        <w:t>Average response time to life threatening medical emergencies by ambulance units</w:t>
+      </w:r>
+      <w:r>
+        <w:t xml:space="preserve">: </w:t>
+      </w:r>
+    </w:p>
+    <w:p>
+      <w:pPr>
+        <w:pStyle w:val="ListParagraph"/>
+        <w:numPr>
+          <w:ilvl w:val="0"/>
+          <w:numId w:val="1"/>
+        </w:numPr>
+      </w:pPr>
+      <w:r>
+        <w:t>Average response time to life threatening and non-</w:t>
+      </w:r>
+      <w:proofErr w:type="gramStart"/>
+      <w:r>
+        <w:t>life threatening</w:t>
+      </w:r>
+      <w:proofErr w:type="gramEnd"/>
+      <w:r>
+        <w:t xml:space="preserve"> medical emergencies by ambulance units combined</w:t>
+      </w:r>
+    </w:p>
+    <w:p>
+      <w:pPr>
+        <w:pStyle w:val="ListParagraph"/>
+        <w:numPr>
+          <w:ilvl w:val="0"/>
+          <w:numId w:val="1"/>
+        </w:numPr>
+      </w:pPr>
+      <w:r>
+        <w:t xml:space="preserve">Average response time to segment 1 medical </w:t>
+      </w:r>
+      <w:proofErr w:type="gramStart"/>
+      <w:r>
+        <w:t>emergencies</w:t>
+      </w:r>
+      <w:proofErr w:type="gramEnd"/>
+      <w:r>
+        <w:t>, as defined by the department, including cardiac arrest and choking incidents by ambulance units</w:t>
+      </w:r>
+    </w:p>
+    <w:p>
+      <w:pPr>
+        <w:pStyle w:val="ListParagraph"/>
+        <w:numPr>
+          <w:ilvl w:val="0"/>
+          <w:numId w:val="1"/>
+        </w:numPr>
+      </w:pPr>
+      <w:r>
+        <w:t>Percentage of response time of less than 10 minutes to Advanced Life Support medical emergencies by Advanced Life Support ambulances</w:t>
+      </w:r>
+    </w:p>
+    <w:p>
+      <w:pPr>
+        <w:pStyle w:val="ListParagraph"/>
+      </w:pPr>
+    </w:p>
+    <w:p>
+      <w:pPr>
+        <w:pStyle w:val="ListParagraph"/>
+      </w:pPr>
+      <w:r>
+        <w:t xml:space="preserve">Description types </w:t>
+      </w:r>
+      <w:r>
+        <w:t xml:space="preserve">FDNY- </w:t>
+      </w:r>
+    </w:p>
+    <w:p>
+      <w:pPr>
+        <w:pStyle w:val="ListParagraph"/>
+        <w:numPr>
+          <w:ilvl w:val="0"/>
+          <w:numId w:val="1"/>
+        </w:numPr>
+      </w:pPr>
+      <w:r>
+        <w:t>Average response time to life threatening medical emergencies by fire units</w:t>
+      </w:r>
+    </w:p>
+    <w:p>
+      <w:pPr>
+        <w:pStyle w:val="ListParagraph"/>
+        <w:numPr>
+          <w:ilvl w:val="0"/>
+          <w:numId w:val="1"/>
+        </w:numPr>
+      </w:pPr>
+      <w:r>
+        <w:t>Average response time to non-fire emergencies</w:t>
+      </w:r>
+    </w:p>
+    <w:p>
+      <w:pPr>
+        <w:pStyle w:val="ListParagraph"/>
+        <w:numPr>
+          <w:ilvl w:val="0"/>
+          <w:numId w:val="1"/>
+        </w:numPr>
+      </w:pPr>
+      <w:r>
+        <w:t>Average response time to structural fires</w:t>
+      </w:r>
+    </w:p>
+    <w:p>
+      <w:pPr>
+        <w:pStyle w:val="ListParagraph"/>
+        <w:numPr>
+          <w:ilvl w:val="0"/>
+          <w:numId w:val="1"/>
+        </w:numPr>
+      </w:pPr>
+      <w:r>
+        <w:t>Average response time to non-structural fires</w:t>
+      </w:r>
+    </w:p>
+    <w:p>
+      <w:pPr>
+        <w:pStyle w:val="ListParagraph"/>
+      </w:pPr>
     </w:p>
     <w:sectPr>
       <w:pgSz w:w="12240" w:h="15840"/>

--- a/final-project/Process.docx
+++ b/final-project/Process.docx
@@ -4,23 +4,24 @@
   <w:body>
     <w:p>
       <w:r>
-        <w:t xml:space="preserve">BOROUGH- </w:t>
+        <w:t xml:space="preserve">If viewer chooses ‘All boroughs’: provide aggregate numbers </w:t>
       </w:r>
     </w:p>
     <w:p/>
     <w:p>
       <w:r>
-        <w:t>AGG-</w:t>
-      </w:r>
-    </w:p>
-    <w:p>
-      <w:r>
-        <w:t xml:space="preserve">MANHATTAN: 10-11 minutes </w:t>
-      </w:r>
-    </w:p>
-    <w:p>
-      <w:r>
-        <w:t>BROOKLYN: 9-10 minutes</w:t>
+        <w:t>Manhattan</w:t>
+      </w:r>
+      <w:r>
+        <w:t xml:space="preserve">: 10-11 minutes </w:t>
+      </w:r>
+    </w:p>
+    <w:p>
+      <w:r>
+        <w:t>Brooklyn</w:t>
+      </w:r>
+      <w:r>
+        <w:t>: 9-10 minutes</w:t>
       </w:r>
     </w:p>
     <w:p>
@@ -37,6 +38,320 @@
       <w:r>
         <w:t xml:space="preserve">Bronx: 11 minutes 23 seconds – 14 minutes 33 seconds </w:t>
       </w:r>
+    </w:p>
+    <w:p/>
+    <w:p>
+      <w:r>
+        <w:t xml:space="preserve">On average, it takes fire units and ambulances 9-11 minutes in most all boroughs in New York City to respond to life-threatening medical emergencies, except the Bronx where the response times can be longer, as high as 14 minutes and 33 seconds as was recorded in March 2025. </w:t>
+      </w:r>
+    </w:p>
+    <w:p/>
+    <w:p/>
+    <w:p>
+      <w:r>
+        <w:t>Manhattan:</w:t>
+      </w:r>
+    </w:p>
+    <w:p/>
+    <w:p>
+      <w:r>
+        <w:t xml:space="preserve">Ems- </w:t>
+      </w:r>
+    </w:p>
+    <w:p>
+      <w:r>
+        <w:t xml:space="preserve">It takes ambulances in Manhattan an average of </w:t>
+      </w:r>
+      <w:r>
+        <w:rPr>
+          <w:color w:val="FF0000"/>
+        </w:rPr>
+        <w:t xml:space="preserve">11 minutes and 22 seconds </w:t>
+      </w:r>
+      <w:r>
+        <w:t xml:space="preserve">to reach </w:t>
+      </w:r>
+      <w:r>
+        <w:rPr>
+          <w:color w:val="FF0000"/>
+        </w:rPr>
+        <w:t>life threatening medical emergencies</w:t>
+      </w:r>
+      <w:r>
+        <w:t xml:space="preserve">. In case of incidents such as </w:t>
+      </w:r>
+      <w:r>
+        <w:rPr>
+          <w:color w:val="0070C0"/>
+        </w:rPr>
+        <w:t>cardiac arrest and choking</w:t>
+      </w:r>
+      <w:r>
+        <w:t xml:space="preserve">, it takes an average </w:t>
+      </w:r>
+      <w:r>
+        <w:rPr>
+          <w:color w:val="0070C0"/>
+        </w:rPr>
+        <w:t>8 minutes and 52 seconds</w:t>
+      </w:r>
+      <w:r>
+        <w:t xml:space="preserve">. Average response time for life-threatening and non-life-threatening incidents </w:t>
+      </w:r>
+      <w:r>
+        <w:rPr>
+          <w:color w:val="3A7C22" w:themeColor="accent6" w:themeShade="BF"/>
+        </w:rPr>
+        <w:t>combined</w:t>
+      </w:r>
+      <w:r>
+        <w:t xml:space="preserve"> is </w:t>
+      </w:r>
+      <w:r>
+        <w:rPr>
+          <w:color w:val="3A7C22" w:themeColor="accent6" w:themeShade="BF"/>
+        </w:rPr>
+        <w:t>17 minutes and 38 seconds</w:t>
+      </w:r>
+      <w:r>
+        <w:t xml:space="preserve">. Non-life-threatening emergencies include instances of drug overdose, sickness, pain etc. </w:t>
+      </w:r>
+    </w:p>
+    <w:p/>
+    <w:p>
+      <w:r>
+        <w:t>(Note for styles- we can</w:t>
+      </w:r>
+      <w:r>
+        <w:t xml:space="preserve"> add different font-color for the response times mentioned in the paragraph with the corresponding phrase colored the same. For </w:t>
+      </w:r>
+      <w:proofErr w:type="spellStart"/>
+      <w:r>
+        <w:t>eg</w:t>
+      </w:r>
+      <w:proofErr w:type="spellEnd"/>
+      <w:r>
+        <w:t>- make ‘</w:t>
+      </w:r>
+      <w:r>
+        <w:t>life threatening medical emergencies</w:t>
+      </w:r>
+      <w:r>
+        <w:t>’ and ‘</w:t>
+      </w:r>
+      <w:r>
+        <w:t>11 minutes and 22 seconds</w:t>
+      </w:r>
+      <w:r>
+        <w:t>’ the same color. – will this make for easy easier reading?)</w:t>
+      </w:r>
+    </w:p>
+    <w:p/>
+    <w:p>
+      <w:proofErr w:type="spellStart"/>
+      <w:r>
+        <w:t>Fdny</w:t>
+      </w:r>
+      <w:proofErr w:type="spellEnd"/>
+      <w:r>
+        <w:t>-</w:t>
+      </w:r>
+    </w:p>
+    <w:p/>
+    <w:p>
+      <w:pPr>
+        <w:rPr>
+          <w:color w:val="000000" w:themeColor="text1"/>
+        </w:rPr>
+      </w:pPr>
+      <w:r>
+        <w:t xml:space="preserve">It takes </w:t>
+      </w:r>
+      <w:r>
+        <w:t>fire unites</w:t>
+      </w:r>
+      <w:r>
+        <w:t xml:space="preserve"> in Manhattan an average of</w:t>
+      </w:r>
+      <w:r>
+        <w:t xml:space="preserve"> </w:t>
+      </w:r>
+      <w:r>
+        <w:rPr>
+          <w:color w:val="FF0000"/>
+        </w:rPr>
+        <w:t xml:space="preserve">10 minutes and 9 seconds </w:t>
+      </w:r>
+      <w:r>
+        <w:t xml:space="preserve">to reach </w:t>
+      </w:r>
+      <w:r>
+        <w:rPr>
+          <w:color w:val="FF0000"/>
+        </w:rPr>
+        <w:t>life threatening medical emergencies</w:t>
+      </w:r>
+      <w:r>
+        <w:rPr>
+          <w:color w:val="000000" w:themeColor="text1"/>
+        </w:rPr>
+        <w:t>.</w:t>
+      </w:r>
+      <w:r>
+        <w:rPr>
+          <w:color w:val="000000" w:themeColor="text1"/>
+        </w:rPr>
+        <w:t xml:space="preserve"> </w:t>
+      </w:r>
+      <w:r>
+        <w:rPr>
+          <w:color w:val="000000" w:themeColor="text1"/>
+        </w:rPr>
+        <w:t xml:space="preserve">For non-fire emergencies, it takes an average of 10 minutes and 36 seconds. In case of </w:t>
+      </w:r>
+      <w:r>
+        <w:rPr>
+          <w:color w:val="E97132" w:themeColor="accent2"/>
+        </w:rPr>
+        <w:t>fires in c</w:t>
+      </w:r>
+      <w:r>
+        <w:rPr>
+          <w:color w:val="E97132" w:themeColor="accent2"/>
+        </w:rPr>
+        <w:t>ommercial, residential, public</w:t>
+      </w:r>
+      <w:r>
+        <w:rPr>
+          <w:color w:val="E97132" w:themeColor="accent2"/>
+        </w:rPr>
+        <w:t xml:space="preserve"> or</w:t>
+      </w:r>
+      <w:r>
+        <w:rPr>
+          <w:color w:val="E97132" w:themeColor="accent2"/>
+        </w:rPr>
+        <w:t xml:space="preserve"> vacant building</w:t>
+      </w:r>
+      <w:r>
+        <w:rPr>
+          <w:color w:val="E97132" w:themeColor="accent2"/>
+        </w:rPr>
+        <w:t>s</w:t>
+      </w:r>
+      <w:r>
+        <w:rPr>
+          <w:color w:val="000000" w:themeColor="text1"/>
+        </w:rPr>
+        <w:t xml:space="preserve">, it takes average of </w:t>
+      </w:r>
+      <w:r>
+        <w:rPr>
+          <w:color w:val="E97132" w:themeColor="accent2"/>
+        </w:rPr>
+        <w:t>5 minutes and 6 seconds</w:t>
+      </w:r>
+      <w:r>
+        <w:rPr>
+          <w:color w:val="000000" w:themeColor="text1"/>
+        </w:rPr>
+        <w:t xml:space="preserve">. During incidents of </w:t>
+      </w:r>
+      <w:r>
+        <w:rPr>
+          <w:color w:val="00B050"/>
+        </w:rPr>
+        <w:t>brush fires, auto fires or transit system fires</w:t>
+      </w:r>
+      <w:r>
+        <w:rPr>
+          <w:color w:val="000000" w:themeColor="text1"/>
+        </w:rPr>
+        <w:t xml:space="preserve">, it takes around </w:t>
+      </w:r>
+      <w:r>
+        <w:rPr>
+          <w:color w:val="00B050"/>
+        </w:rPr>
+        <w:t>6</w:t>
+      </w:r>
+      <w:r>
+        <w:rPr>
+          <w:color w:val="00B050"/>
+          <w:u w:val="single"/>
+        </w:rPr>
+        <w:t xml:space="preserve"> </w:t>
+      </w:r>
+      <w:r>
+        <w:rPr>
+          <w:color w:val="00B050"/>
+        </w:rPr>
+        <w:t>minutes and 23 seconds</w:t>
+      </w:r>
+      <w:r>
+        <w:rPr>
+          <w:color w:val="000000" w:themeColor="text1"/>
+        </w:rPr>
+        <w:t xml:space="preserve">, </w:t>
+      </w:r>
+      <w:r>
+        <w:rPr>
+          <w:color w:val="000000" w:themeColor="text1"/>
+        </w:rPr>
+        <w:t>(outlier-</w:t>
+      </w:r>
+      <w:r>
+        <w:rPr>
+          <w:color w:val="000000" w:themeColor="text1"/>
+        </w:rPr>
+        <w:t xml:space="preserve">although the average response time for such cases in February </w:t>
+      </w:r>
+      <w:r>
+        <w:rPr>
+          <w:color w:val="000000" w:themeColor="text1"/>
+        </w:rPr>
+        <w:t xml:space="preserve">2025 </w:t>
+      </w:r>
+      <w:r>
+        <w:rPr>
+          <w:color w:val="000000" w:themeColor="text1"/>
+        </w:rPr>
+        <w:t>was more than 12 minutes</w:t>
+      </w:r>
+      <w:r>
+        <w:rPr>
+          <w:color w:val="000000" w:themeColor="text1"/>
+        </w:rPr>
+        <w:t xml:space="preserve">). Majority of the fire units to any kind of fire emergency in Manhattan between 5-10 minutes. </w:t>
+      </w:r>
+    </w:p>
+    <w:p>
+      <w:pPr>
+        <w:rPr>
+          <w:color w:val="000000" w:themeColor="text1"/>
+        </w:rPr>
+      </w:pPr>
+    </w:p>
+    <w:p>
+      <w:pPr>
+        <w:rPr>
+          <w:color w:val="000000" w:themeColor="text1"/>
+        </w:rPr>
+      </w:pPr>
+    </w:p>
+    <w:p>
+      <w:pPr>
+        <w:rPr>
+          <w:color w:val="000000" w:themeColor="text1"/>
+        </w:rPr>
+      </w:pPr>
+    </w:p>
+    <w:p>
+      <w:pPr>
+        <w:rPr>
+          <w:color w:val="000000" w:themeColor="text1"/>
+        </w:rPr>
+      </w:pPr>
     </w:p>
     <w:p/>
     <w:p/>
@@ -45,223 +360,6 @@
     <w:p/>
     <w:p/>
     <w:p/>
-    <w:p/>
-    <w:p/>
-    <w:p/>
-    <w:p/>
-    <w:p/>
-    <w:p/>
-    <w:p/>
-    <w:p/>
-    <w:p/>
-    <w:p/>
-    <w:p/>
-    <w:p/>
-    <w:p/>
-    <w:p/>
-    <w:p/>
-    <w:p>
-      <w:r>
-        <w:t xml:space="preserve">Manhattan: </w:t>
-      </w:r>
-    </w:p>
-    <w:p>
-      <w:r>
-        <w:t>Agg-</w:t>
-      </w:r>
-    </w:p>
-    <w:p>
-      <w:r>
-        <w:t xml:space="preserve">In 2025, from January to March, it took </w:t>
-      </w:r>
-      <w:r>
-        <w:t xml:space="preserve">ambulances </w:t>
-      </w:r>
-      <w:r>
-        <w:t>and fire units in Manhattan an average of 11 minutes to arrive at life threatening medical emergencies.</w:t>
-      </w:r>
-      <w:r>
-        <w:t xml:space="preserve"> </w:t>
-      </w:r>
-    </w:p>
-    <w:p/>
-    <w:p>
-      <w:r>
-        <w:t>For incidents like cardiac arrest and choking, it took ambulances an average response time of less than 9 seconds</w:t>
-      </w:r>
-      <w:r>
-        <w:t>, increasing by</w:t>
-      </w:r>
-      <w:r>
-        <w:t xml:space="preserve"> 16 seconds i</w:t>
-      </w:r>
-      <w:r>
-        <w:t xml:space="preserve">n February and by 28.80 seconds in March. </w:t>
-      </w:r>
-    </w:p>
-    <w:p/>
-    <w:p>
-      <w:r>
-        <w:t>Advance life support ambulances</w:t>
-      </w:r>
-      <w:r>
-        <w:t xml:space="preserve"> </w:t>
-      </w:r>
-      <w:r>
-        <w:t>took around 47 seconds.</w:t>
-      </w:r>
-    </w:p>
-    <w:p/>
-    <w:p>
-      <w:r>
-        <w:t>If we were to combine the response times in cases of</w:t>
-      </w:r>
-      <w:r>
-        <w:t xml:space="preserve"> to life </w:t>
-      </w:r>
-      <w:r>
-        <w:t>threatening</w:t>
-      </w:r>
-      <w:r>
-        <w:t xml:space="preserve"> and non-life-threatening </w:t>
-      </w:r>
-      <w:r>
-        <w:t>emergencies (</w:t>
-      </w:r>
-      <w:r>
-        <w:t xml:space="preserve">which include drug overdose, sickness, pain </w:t>
-      </w:r>
-      <w:proofErr w:type="spellStart"/>
-      <w:r>
-        <w:t>etc</w:t>
-      </w:r>
-      <w:proofErr w:type="spellEnd"/>
-      <w:r>
-        <w:t xml:space="preserve">), </w:t>
-      </w:r>
-      <w:proofErr w:type="gramStart"/>
-      <w:r>
-        <w:t xml:space="preserve">ambulances </w:t>
-      </w:r>
-      <w:r>
-        <w:t xml:space="preserve"> took</w:t>
-      </w:r>
-      <w:proofErr w:type="gramEnd"/>
-      <w:r>
-        <w:t xml:space="preserve"> an </w:t>
-      </w:r>
-      <w:r>
-        <w:t>average</w:t>
-      </w:r>
-      <w:r>
-        <w:t xml:space="preserve"> </w:t>
-      </w:r>
-      <w:r>
-        <w:t xml:space="preserve">of </w:t>
-      </w:r>
-      <w:r>
-        <w:t xml:space="preserve">around 17 seconds </w:t>
-      </w:r>
-      <w:r>
-        <w:t xml:space="preserve">to reach.  </w:t>
-      </w:r>
-    </w:p>
-    <w:p/>
-    <w:p>
-      <w:r>
-        <w:t>Ques to ask in class:</w:t>
-      </w:r>
-    </w:p>
-    <w:p/>
-    <w:p>
-      <w:pPr>
-        <w:pStyle w:val="ListParagraph"/>
-        <w:numPr>
-          <w:ilvl w:val="0"/>
-          <w:numId w:val="1"/>
-        </w:numPr>
-      </w:pPr>
-      <w:r>
-        <w:t xml:space="preserve">For filter, when our text is not </w:t>
-      </w:r>
-      <w:proofErr w:type="gramStart"/>
-      <w:r>
-        <w:t>bullet</w:t>
-      </w:r>
-      <w:proofErr w:type="gramEnd"/>
-      <w:r>
-        <w:t xml:space="preserve"> points but a paragraph?</w:t>
-      </w:r>
-    </w:p>
-    <w:p>
-      <w:pPr>
-        <w:pStyle w:val="ListParagraph"/>
-        <w:numPr>
-          <w:ilvl w:val="0"/>
-          <w:numId w:val="1"/>
-        </w:numPr>
-      </w:pPr>
-      <w:r>
-        <w:t>Clarifying- Borough filter will result in information about the aggregate- c</w:t>
-      </w:r>
-      <w:r>
-        <w:t>ombined average response time to life threatening medical emergencies by ambulance and fire units</w:t>
-      </w:r>
-      <w:r>
-        <w:t xml:space="preserve">. We can remove the ‘aggregate’ option from the second filter and only include information about FDNY and EMS in that section. </w:t>
-      </w:r>
-    </w:p>
-    <w:p>
-      <w:pPr>
-        <w:ind w:left="360"/>
-      </w:pPr>
-    </w:p>
-    <w:p>
-      <w:pPr>
-        <w:ind w:left="360"/>
-      </w:pPr>
-    </w:p>
-    <w:p>
-      <w:pPr>
-        <w:ind w:left="360"/>
-      </w:pPr>
-      <w:r>
-        <w:t>Brooklyn</w:t>
-      </w:r>
-    </w:p>
-    <w:p>
-      <w:pPr>
-        <w:ind w:left="360"/>
-      </w:pPr>
-    </w:p>
-    <w:p>
-      <w:r>
-        <w:t>Agg-</w:t>
-      </w:r>
-    </w:p>
-    <w:p>
-      <w:r>
-        <w:t xml:space="preserve">In 2025, from January to March, it took ambulances and fire units in </w:t>
-      </w:r>
-      <w:r>
-        <w:t>Brooklyn</w:t>
-      </w:r>
-      <w:r>
-        <w:t xml:space="preserve"> an average of </w:t>
-      </w:r>
-      <w:r>
-        <w:t>less than 10</w:t>
-      </w:r>
-      <w:r>
-        <w:t xml:space="preserve"> minutes to arrive at life threatening medical emergencies. </w:t>
-      </w:r>
-    </w:p>
-    <w:p/>
-    <w:p>
-      <w:r>
-        <w:t>Combined average response time to life threatening medical emergencies by ambulance and fire units</w:t>
-      </w:r>
-    </w:p>
     <w:p/>
     <w:p/>
     <w:p>
@@ -1143,7 +1241,6 @@
   <w:style w:type="character" w:default="1" w:styleId="DefaultParagraphFont">
     <w:name w:val="Default Paragraph Font"/>
     <w:uiPriority w:val="1"/>
-    <w:semiHidden/>
     <w:unhideWhenUsed/>
   </w:style>
   <w:style w:type="table" w:default="1" w:styleId="TableNormal">

--- a/final-project/Process.docx
+++ b/final-project/Process.docx
@@ -52,6 +52,27 @@
         <w:t>Manhattan:</w:t>
       </w:r>
     </w:p>
+    <w:p>
+      <w:r>
+        <w:t>On average, it takes fire units and ambulances</w:t>
+      </w:r>
+      <w:r>
+        <w:t xml:space="preserve"> 11 minutes </w:t>
+      </w:r>
+      <w:r>
+        <w:t>to respond to life-threatening medical emergencies</w:t>
+      </w:r>
+      <w:r>
+        <w:t xml:space="preserve"> in Manhattan. </w:t>
+      </w:r>
+    </w:p>
+    <w:p/>
+    <w:p>
+      <w:r>
+        <w:t>Agg-</w:t>
+      </w:r>
+    </w:p>
+    <w:p/>
     <w:p/>
     <w:p>
       <w:r>

--- a/final-project/Process.docx
+++ b/final-project/Process.docx
@@ -49,30 +49,23 @@
     <w:p/>
     <w:p>
       <w:r>
+        <w:rPr>
+          <w:highlight w:val="yellow"/>
+        </w:rPr>
         <w:t>Manhattan:</w:t>
       </w:r>
     </w:p>
-    <w:p>
-      <w:r>
-        <w:t>On average, it takes fire units and ambulances</w:t>
-      </w:r>
-      <w:r>
-        <w:t xml:space="preserve"> 11 minutes </w:t>
-      </w:r>
-      <w:r>
-        <w:t>to respond to life-threatening medical emergencies</w:t>
-      </w:r>
-      <w:r>
-        <w:t xml:space="preserve"> in Manhattan. </w:t>
-      </w:r>
-    </w:p>
     <w:p/>
     <w:p>
       <w:r>
         <w:t>Agg-</w:t>
       </w:r>
     </w:p>
-    <w:p/>
+    <w:p>
+      <w:r>
+        <w:t xml:space="preserve">On average, it takes fire units and ambulances 11 minutes to respond to life-threatening medical emergencies in Manhattan. </w:t>
+      </w:r>
+    </w:p>
     <w:p/>
     <w:p>
       <w:r>
@@ -345,6 +338,1413 @@
         </w:rPr>
         <w:t xml:space="preserve">). Majority of the fire units to any kind of fire emergency in Manhattan between 5-10 minutes. </w:t>
       </w:r>
+    </w:p>
+    <w:p>
+      <w:pPr>
+        <w:rPr>
+          <w:color w:val="000000" w:themeColor="text1"/>
+        </w:rPr>
+      </w:pPr>
+    </w:p>
+    <w:p>
+      <w:pPr>
+        <w:rPr>
+          <w:color w:val="000000" w:themeColor="text1"/>
+        </w:rPr>
+      </w:pPr>
+    </w:p>
+    <w:p>
+      <w:pPr>
+        <w:rPr>
+          <w:color w:val="000000" w:themeColor="text1"/>
+        </w:rPr>
+      </w:pPr>
+      <w:r>
+        <w:rPr>
+          <w:color w:val="000000" w:themeColor="text1"/>
+          <w:highlight w:val="yellow"/>
+        </w:rPr>
+        <w:t>Brooklyn:</w:t>
+      </w:r>
+    </w:p>
+    <w:p>
+      <w:pPr>
+        <w:rPr>
+          <w:color w:val="000000" w:themeColor="text1"/>
+        </w:rPr>
+      </w:pPr>
+    </w:p>
+    <w:p>
+      <w:pPr>
+        <w:rPr>
+          <w:color w:val="000000" w:themeColor="text1"/>
+        </w:rPr>
+      </w:pPr>
+      <w:r>
+        <w:rPr>
+          <w:color w:val="000000" w:themeColor="text1"/>
+        </w:rPr>
+        <w:t>Agg-</w:t>
+      </w:r>
+    </w:p>
+    <w:p>
+      <w:pPr>
+        <w:rPr>
+          <w:color w:val="000000" w:themeColor="text1"/>
+        </w:rPr>
+      </w:pPr>
+      <w:r>
+        <w:lastRenderedPageBreak/>
+        <w:t xml:space="preserve">On average, it takes fire units and ambulances </w:t>
+      </w:r>
+      <w:r>
+        <w:rPr>
+          <w:color w:val="000000" w:themeColor="text1"/>
+        </w:rPr>
+        <w:t>9 minutes and 47 seconds</w:t>
+      </w:r>
+      <w:r>
+        <w:rPr>
+          <w:color w:val="000000" w:themeColor="text1"/>
+        </w:rPr>
+        <w:t xml:space="preserve"> </w:t>
+      </w:r>
+      <w:r>
+        <w:t xml:space="preserve">to respond to life-threatening medical emergencies in </w:t>
+      </w:r>
+      <w:r>
+        <w:t>Brooklyn</w:t>
+      </w:r>
+      <w:r>
+        <w:t xml:space="preserve">. </w:t>
+      </w:r>
+    </w:p>
+    <w:p>
+      <w:pPr>
+        <w:rPr>
+          <w:color w:val="000000" w:themeColor="text1"/>
+        </w:rPr>
+      </w:pPr>
+    </w:p>
+    <w:p>
+      <w:pPr>
+        <w:rPr>
+          <w:color w:val="000000" w:themeColor="text1"/>
+        </w:rPr>
+      </w:pPr>
+    </w:p>
+    <w:p>
+      <w:pPr>
+        <w:rPr>
+          <w:color w:val="000000" w:themeColor="text1"/>
+        </w:rPr>
+      </w:pPr>
+      <w:r>
+        <w:rPr>
+          <w:color w:val="000000" w:themeColor="text1"/>
+        </w:rPr>
+        <w:t>Ems-</w:t>
+      </w:r>
+    </w:p>
+    <w:p>
+      <w:r>
+        <w:t xml:space="preserve">It takes ambulances in </w:t>
+      </w:r>
+      <w:r>
+        <w:t>Brooklyn</w:t>
+      </w:r>
+      <w:r>
+        <w:t xml:space="preserve"> an average of </w:t>
+      </w:r>
+      <w:r>
+        <w:rPr>
+          <w:color w:val="FF0000"/>
+        </w:rPr>
+        <w:t>1</w:t>
+      </w:r>
+      <w:r>
+        <w:rPr>
+          <w:color w:val="FF0000"/>
+        </w:rPr>
+        <w:t>0</w:t>
+      </w:r>
+      <w:r>
+        <w:rPr>
+          <w:color w:val="FF0000"/>
+        </w:rPr>
+        <w:t xml:space="preserve"> minutes and </w:t>
+      </w:r>
+      <w:r>
+        <w:rPr>
+          <w:color w:val="FF0000"/>
+        </w:rPr>
+        <w:t>33</w:t>
+      </w:r>
+      <w:r>
+        <w:rPr>
+          <w:color w:val="FF0000"/>
+        </w:rPr>
+        <w:t xml:space="preserve"> seconds </w:t>
+      </w:r>
+      <w:r>
+        <w:t xml:space="preserve">to reach </w:t>
+      </w:r>
+      <w:r>
+        <w:rPr>
+          <w:color w:val="FF0000"/>
+        </w:rPr>
+        <w:t>life threatening medical emergencies</w:t>
+      </w:r>
+      <w:r>
+        <w:t xml:space="preserve">. In case of incidents such as </w:t>
+      </w:r>
+      <w:r>
+        <w:rPr>
+          <w:color w:val="0070C0"/>
+        </w:rPr>
+        <w:t>cardiac arrest and choking</w:t>
+      </w:r>
+      <w:r>
+        <w:t xml:space="preserve">, it takes an average </w:t>
+      </w:r>
+      <w:r>
+        <w:rPr>
+          <w:color w:val="0070C0"/>
+        </w:rPr>
+        <w:t xml:space="preserve">8 minutes and </w:t>
+      </w:r>
+      <w:r>
+        <w:rPr>
+          <w:color w:val="0070C0"/>
+        </w:rPr>
+        <w:t>48</w:t>
+      </w:r>
+      <w:r>
+        <w:rPr>
+          <w:color w:val="0070C0"/>
+        </w:rPr>
+        <w:t xml:space="preserve"> seconds</w:t>
+      </w:r>
+      <w:r>
+        <w:t xml:space="preserve">. Average response time for life-threatening and non-life-threatening incidents </w:t>
+      </w:r>
+      <w:r>
+        <w:rPr>
+          <w:color w:val="3A7C22" w:themeColor="accent6" w:themeShade="BF"/>
+        </w:rPr>
+        <w:t>combined</w:t>
+      </w:r>
+      <w:r>
+        <w:t xml:space="preserve"> is </w:t>
+      </w:r>
+      <w:r>
+        <w:rPr>
+          <w:color w:val="3A7C22" w:themeColor="accent6" w:themeShade="BF"/>
+        </w:rPr>
+        <w:t>14</w:t>
+      </w:r>
+      <w:r>
+        <w:rPr>
+          <w:color w:val="3A7C22" w:themeColor="accent6" w:themeShade="BF"/>
+        </w:rPr>
+        <w:t xml:space="preserve"> </w:t>
+      </w:r>
+      <w:r>
+        <w:rPr>
+          <w:color w:val="3A7C22" w:themeColor="accent6" w:themeShade="BF"/>
+        </w:rPr>
+        <w:t xml:space="preserve">minutes and </w:t>
+      </w:r>
+      <w:r>
+        <w:rPr>
+          <w:color w:val="3A7C22" w:themeColor="accent6" w:themeShade="BF"/>
+        </w:rPr>
+        <w:t>56</w:t>
+      </w:r>
+      <w:r>
+        <w:rPr>
+          <w:color w:val="3A7C22" w:themeColor="accent6" w:themeShade="BF"/>
+        </w:rPr>
+        <w:t xml:space="preserve"> seconds</w:t>
+      </w:r>
+      <w:r>
+        <w:t xml:space="preserve">. Non-life-threatening emergencies include instances of drug overdose, sickness, pain etc. </w:t>
+      </w:r>
+    </w:p>
+    <w:p>
+      <w:pPr>
+        <w:rPr>
+          <w:color w:val="000000" w:themeColor="text1"/>
+        </w:rPr>
+      </w:pPr>
+    </w:p>
+    <w:p>
+      <w:pPr>
+        <w:rPr>
+          <w:color w:val="000000" w:themeColor="text1"/>
+        </w:rPr>
+      </w:pPr>
+      <w:r>
+        <w:rPr>
+          <w:color w:val="000000" w:themeColor="text1"/>
+        </w:rPr>
+        <w:t xml:space="preserve">FDNY- </w:t>
+      </w:r>
+    </w:p>
+    <w:p>
+      <w:pPr>
+        <w:rPr>
+          <w:color w:val="000000" w:themeColor="text1"/>
+        </w:rPr>
+      </w:pPr>
+      <w:r>
+        <w:t xml:space="preserve">It takes fire unites in </w:t>
+      </w:r>
+      <w:r>
+        <w:t>Brooklyn</w:t>
+      </w:r>
+      <w:r>
+        <w:t xml:space="preserve"> an average of </w:t>
+      </w:r>
+      <w:r>
+        <w:rPr>
+          <w:color w:val="FF0000"/>
+        </w:rPr>
+        <w:t>9</w:t>
+      </w:r>
+      <w:r>
+        <w:rPr>
+          <w:color w:val="FF0000"/>
+        </w:rPr>
+        <w:t xml:space="preserve"> minutes </w:t>
+      </w:r>
+      <w:r>
+        <w:t xml:space="preserve">to reach </w:t>
+      </w:r>
+      <w:r>
+        <w:rPr>
+          <w:color w:val="FF0000"/>
+        </w:rPr>
+        <w:t>life threatening medical emergencies</w:t>
+      </w:r>
+      <w:r>
+        <w:rPr>
+          <w:color w:val="000000" w:themeColor="text1"/>
+        </w:rPr>
+        <w:t>.</w:t>
+      </w:r>
+      <w:r>
+        <w:rPr>
+          <w:color w:val="000000" w:themeColor="text1"/>
+        </w:rPr>
+        <w:t xml:space="preserve"> For non-fire emergencies, it takes an average of </w:t>
+      </w:r>
+      <w:r>
+        <w:rPr>
+          <w:color w:val="000000" w:themeColor="text1"/>
+        </w:rPr>
+        <w:t>9</w:t>
+      </w:r>
+      <w:r>
+        <w:rPr>
+          <w:color w:val="000000" w:themeColor="text1"/>
+        </w:rPr>
+        <w:t xml:space="preserve"> minutes and </w:t>
+      </w:r>
+      <w:r>
+        <w:rPr>
+          <w:color w:val="000000" w:themeColor="text1"/>
+        </w:rPr>
+        <w:t>45</w:t>
+      </w:r>
+      <w:r>
+        <w:rPr>
+          <w:color w:val="000000" w:themeColor="text1"/>
+        </w:rPr>
+        <w:t xml:space="preserve"> seconds. In case of </w:t>
+      </w:r>
+      <w:r>
+        <w:rPr>
+          <w:color w:val="E97132" w:themeColor="accent2"/>
+        </w:rPr>
+        <w:t>fires in commercial, residential, public or vacant buildings</w:t>
+      </w:r>
+      <w:r>
+        <w:rPr>
+          <w:color w:val="000000" w:themeColor="text1"/>
+        </w:rPr>
+        <w:t xml:space="preserve">, it takes average of </w:t>
+      </w:r>
+      <w:r>
+        <w:rPr>
+          <w:color w:val="E97132" w:themeColor="accent2"/>
+        </w:rPr>
+        <w:t>4</w:t>
+      </w:r>
+      <w:r>
+        <w:rPr>
+          <w:color w:val="E97132" w:themeColor="accent2"/>
+        </w:rPr>
+        <w:t xml:space="preserve"> minutes and </w:t>
+      </w:r>
+      <w:r>
+        <w:rPr>
+          <w:color w:val="E97132" w:themeColor="accent2"/>
+        </w:rPr>
+        <w:t>30</w:t>
+      </w:r>
+      <w:r>
+        <w:rPr>
+          <w:color w:val="E97132" w:themeColor="accent2"/>
+        </w:rPr>
+        <w:t xml:space="preserve"> seconds</w:t>
+      </w:r>
+      <w:r>
+        <w:rPr>
+          <w:color w:val="000000" w:themeColor="text1"/>
+        </w:rPr>
+        <w:t xml:space="preserve">. During incidents of </w:t>
+      </w:r>
+      <w:r>
+        <w:rPr>
+          <w:color w:val="00B050"/>
+        </w:rPr>
+        <w:t>brush fires, auto fires or transit system fires</w:t>
+      </w:r>
+      <w:r>
+        <w:rPr>
+          <w:color w:val="000000" w:themeColor="text1"/>
+        </w:rPr>
+        <w:t xml:space="preserve">, it takes around </w:t>
+      </w:r>
+      <w:r>
+        <w:rPr>
+          <w:color w:val="00B050"/>
+        </w:rPr>
+        <w:t>6</w:t>
+      </w:r>
+      <w:r>
+        <w:rPr>
+          <w:color w:val="00B050"/>
+          <w:u w:val="single"/>
+        </w:rPr>
+        <w:t xml:space="preserve"> </w:t>
+      </w:r>
+      <w:r>
+        <w:rPr>
+          <w:color w:val="00B050"/>
+        </w:rPr>
+        <w:t xml:space="preserve">minutes and </w:t>
+      </w:r>
+      <w:r>
+        <w:rPr>
+          <w:color w:val="00B050"/>
+        </w:rPr>
+        <w:t>8</w:t>
+      </w:r>
+      <w:r>
+        <w:rPr>
+          <w:color w:val="00B050"/>
+        </w:rPr>
+        <w:t xml:space="preserve"> seconds</w:t>
+      </w:r>
+      <w:r>
+        <w:rPr>
+          <w:color w:val="000000" w:themeColor="text1"/>
+        </w:rPr>
+        <w:t xml:space="preserve">. </w:t>
+      </w:r>
+      <w:r>
+        <w:rPr>
+          <w:color w:val="000000" w:themeColor="text1"/>
+        </w:rPr>
+        <w:t xml:space="preserve">Majority of the fire units to any kind of fire emergency in </w:t>
+      </w:r>
+      <w:r>
+        <w:rPr>
+          <w:color w:val="000000" w:themeColor="text1"/>
+        </w:rPr>
+        <w:t>Brooklyn</w:t>
+      </w:r>
+      <w:r>
+        <w:rPr>
+          <w:color w:val="000000" w:themeColor="text1"/>
+        </w:rPr>
+        <w:t xml:space="preserve"> </w:t>
+      </w:r>
+      <w:r>
+        <w:rPr>
+          <w:color w:val="000000" w:themeColor="text1"/>
+        </w:rPr>
+        <w:t>take less than</w:t>
+      </w:r>
+      <w:r>
+        <w:rPr>
+          <w:color w:val="000000" w:themeColor="text1"/>
+        </w:rPr>
+        <w:t xml:space="preserve"> 5</w:t>
+      </w:r>
+      <w:r>
+        <w:rPr>
+          <w:color w:val="000000" w:themeColor="text1"/>
+        </w:rPr>
+        <w:t xml:space="preserve"> </w:t>
+      </w:r>
+      <w:r>
+        <w:rPr>
+          <w:color w:val="000000" w:themeColor="text1"/>
+        </w:rPr>
+        <w:t>minutes.</w:t>
+      </w:r>
+    </w:p>
+    <w:p>
+      <w:pPr>
+        <w:rPr>
+          <w:color w:val="000000" w:themeColor="text1"/>
+        </w:rPr>
+      </w:pPr>
+    </w:p>
+    <w:p>
+      <w:pPr>
+        <w:rPr>
+          <w:color w:val="000000" w:themeColor="text1"/>
+        </w:rPr>
+      </w:pPr>
+      <w:r>
+        <w:rPr>
+          <w:color w:val="000000" w:themeColor="text1"/>
+          <w:highlight w:val="yellow"/>
+        </w:rPr>
+        <w:t>Queens:</w:t>
+      </w:r>
+    </w:p>
+    <w:p>
+      <w:pPr>
+        <w:rPr>
+          <w:color w:val="000000" w:themeColor="text1"/>
+        </w:rPr>
+      </w:pPr>
+    </w:p>
+    <w:p>
+      <w:pPr>
+        <w:rPr>
+          <w:color w:val="000000" w:themeColor="text1"/>
+        </w:rPr>
+      </w:pPr>
+      <w:r>
+        <w:rPr>
+          <w:color w:val="000000" w:themeColor="text1"/>
+        </w:rPr>
+        <w:t>Agg-</w:t>
+      </w:r>
+    </w:p>
+    <w:p>
+      <w:pPr>
+        <w:rPr>
+          <w:color w:val="000000" w:themeColor="text1"/>
+        </w:rPr>
+      </w:pPr>
+      <w:r>
+        <w:t xml:space="preserve">On average, it takes fire units and ambulances </w:t>
+      </w:r>
+      <w:r>
+        <w:rPr>
+          <w:color w:val="000000" w:themeColor="text1"/>
+        </w:rPr>
+        <w:t xml:space="preserve">10 minutes and 17 seconds </w:t>
+      </w:r>
+      <w:r>
+        <w:t>to respond to life-threatening medical emergencies in</w:t>
+      </w:r>
+      <w:r>
+        <w:t xml:space="preserve"> Queens. </w:t>
+      </w:r>
+    </w:p>
+    <w:p>
+      <w:pPr>
+        <w:rPr>
+          <w:color w:val="000000" w:themeColor="text1"/>
+        </w:rPr>
+      </w:pPr>
+    </w:p>
+    <w:p>
+      <w:pPr>
+        <w:rPr>
+          <w:color w:val="000000" w:themeColor="text1"/>
+        </w:rPr>
+      </w:pPr>
+      <w:r>
+        <w:rPr>
+          <w:color w:val="000000" w:themeColor="text1"/>
+        </w:rPr>
+        <w:t>EMS-</w:t>
+      </w:r>
+    </w:p>
+    <w:p>
+      <w:r>
+        <w:t>It takes ambulances in Queens</w:t>
+      </w:r>
+      <w:r>
+        <w:t xml:space="preserve"> </w:t>
+      </w:r>
+      <w:r>
+        <w:t xml:space="preserve">an average of </w:t>
+      </w:r>
+      <w:r>
+        <w:rPr>
+          <w:color w:val="FF0000"/>
+        </w:rPr>
+        <w:t>1</w:t>
+      </w:r>
+      <w:r>
+        <w:rPr>
+          <w:color w:val="FF0000"/>
+        </w:rPr>
+        <w:t>1</w:t>
+      </w:r>
+      <w:r>
+        <w:rPr>
+          <w:color w:val="FF0000"/>
+        </w:rPr>
+        <w:t xml:space="preserve"> minutes and </w:t>
+      </w:r>
+      <w:r>
+        <w:rPr>
+          <w:color w:val="FF0000"/>
+        </w:rPr>
+        <w:t>5</w:t>
+      </w:r>
+      <w:r>
+        <w:rPr>
+          <w:color w:val="FF0000"/>
+        </w:rPr>
+        <w:t xml:space="preserve"> seconds </w:t>
+      </w:r>
+      <w:r>
+        <w:t xml:space="preserve">to reach </w:t>
+      </w:r>
+      <w:r>
+        <w:rPr>
+          <w:color w:val="FF0000"/>
+        </w:rPr>
+        <w:t>life threatening medical emergencies</w:t>
+      </w:r>
+      <w:r>
+        <w:t xml:space="preserve">. In case of incidents such as </w:t>
+      </w:r>
+      <w:r>
+        <w:rPr>
+          <w:color w:val="0070C0"/>
+        </w:rPr>
+        <w:t>cardiac arrest and choking</w:t>
+      </w:r>
+      <w:r>
+        <w:t xml:space="preserve">, it takes an average </w:t>
+      </w:r>
+      <w:r>
+        <w:rPr>
+          <w:color w:val="0070C0"/>
+        </w:rPr>
+        <w:t>9</w:t>
+      </w:r>
+      <w:r>
+        <w:rPr>
+          <w:color w:val="0070C0"/>
+        </w:rPr>
+        <w:t xml:space="preserve"> minutes and </w:t>
+      </w:r>
+      <w:r>
+        <w:rPr>
+          <w:color w:val="0070C0"/>
+        </w:rPr>
+        <w:t>27</w:t>
+      </w:r>
+      <w:r>
+        <w:rPr>
+          <w:color w:val="0070C0"/>
+        </w:rPr>
+        <w:t xml:space="preserve"> seconds</w:t>
+      </w:r>
+      <w:r>
+        <w:t xml:space="preserve">. Average response time for life-threatening and non-life-threatening incidents </w:t>
+      </w:r>
+      <w:r>
+        <w:rPr>
+          <w:color w:val="3A7C22" w:themeColor="accent6" w:themeShade="BF"/>
+        </w:rPr>
+        <w:t>combined</w:t>
+      </w:r>
+      <w:r>
+        <w:t xml:space="preserve"> is </w:t>
+      </w:r>
+      <w:r>
+        <w:rPr>
+          <w:color w:val="3A7C22" w:themeColor="accent6" w:themeShade="BF"/>
+        </w:rPr>
+        <w:t xml:space="preserve">14 </w:t>
+      </w:r>
+      <w:r>
+        <w:rPr>
+          <w:color w:val="3A7C22" w:themeColor="accent6" w:themeShade="BF"/>
+        </w:rPr>
+        <w:t xml:space="preserve">minutes and </w:t>
+      </w:r>
+      <w:r>
+        <w:rPr>
+          <w:color w:val="3A7C22" w:themeColor="accent6" w:themeShade="BF"/>
+        </w:rPr>
+        <w:t>29</w:t>
+      </w:r>
+      <w:r>
+        <w:rPr>
+          <w:color w:val="3A7C22" w:themeColor="accent6" w:themeShade="BF"/>
+        </w:rPr>
+        <w:t xml:space="preserve"> seconds</w:t>
+      </w:r>
+      <w:r>
+        <w:t xml:space="preserve">. Non-life-threatening emergencies include instances of drug overdose, sickness, pain etc. </w:t>
+      </w:r>
+    </w:p>
+    <w:p>
+      <w:pPr>
+        <w:rPr>
+          <w:color w:val="000000" w:themeColor="text1"/>
+        </w:rPr>
+      </w:pPr>
+    </w:p>
+    <w:p>
+      <w:pPr>
+        <w:rPr>
+          <w:color w:val="000000" w:themeColor="text1"/>
+        </w:rPr>
+      </w:pPr>
+      <w:r>
+        <w:rPr>
+          <w:color w:val="000000" w:themeColor="text1"/>
+        </w:rPr>
+        <w:t>FDNY-</w:t>
+      </w:r>
+    </w:p>
+    <w:p>
+      <w:pPr>
+        <w:rPr>
+          <w:color w:val="000000" w:themeColor="text1"/>
+        </w:rPr>
+      </w:pPr>
+      <w:r>
+        <w:t>It takes fire unites in Queens</w:t>
+      </w:r>
+      <w:r>
+        <w:t xml:space="preserve"> </w:t>
+      </w:r>
+      <w:r>
+        <w:t xml:space="preserve">an average of </w:t>
+      </w:r>
+      <w:r>
+        <w:rPr>
+          <w:color w:val="FF0000"/>
+        </w:rPr>
+        <w:t>9</w:t>
+      </w:r>
+      <w:r>
+        <w:rPr>
+          <w:color w:val="FF0000"/>
+        </w:rPr>
+        <w:t xml:space="preserve"> minutes </w:t>
+      </w:r>
+      <w:r>
+        <w:rPr>
+          <w:color w:val="FF0000"/>
+        </w:rPr>
+        <w:t xml:space="preserve">25 seconds </w:t>
+      </w:r>
+      <w:r>
+        <w:t xml:space="preserve">to reach </w:t>
+      </w:r>
+      <w:r>
+        <w:rPr>
+          <w:color w:val="FF0000"/>
+        </w:rPr>
+        <w:t>life threatening medical emergencies</w:t>
+      </w:r>
+      <w:r>
+        <w:rPr>
+          <w:color w:val="000000" w:themeColor="text1"/>
+        </w:rPr>
+        <w:t>.</w:t>
+      </w:r>
+      <w:r>
+        <w:rPr>
+          <w:color w:val="000000" w:themeColor="text1"/>
+        </w:rPr>
+        <w:t xml:space="preserve"> For non-fire emergencies, it takes an average of </w:t>
+      </w:r>
+      <w:r>
+        <w:rPr>
+          <w:color w:val="000000" w:themeColor="text1"/>
+        </w:rPr>
+        <w:t>10</w:t>
+      </w:r>
+      <w:r>
+        <w:rPr>
+          <w:color w:val="000000" w:themeColor="text1"/>
+        </w:rPr>
+        <w:t xml:space="preserve"> minutes and </w:t>
+      </w:r>
+      <w:r>
+        <w:rPr>
+          <w:color w:val="000000" w:themeColor="text1"/>
+        </w:rPr>
+        <w:t>38</w:t>
+      </w:r>
+      <w:r>
+        <w:rPr>
+          <w:color w:val="000000" w:themeColor="text1"/>
+        </w:rPr>
+        <w:t xml:space="preserve"> seconds. In case of </w:t>
+      </w:r>
+      <w:r>
+        <w:rPr>
+          <w:color w:val="E97132" w:themeColor="accent2"/>
+        </w:rPr>
+        <w:t>fires in commercial, residential, public or vacant buildings</w:t>
+      </w:r>
+      <w:r>
+        <w:rPr>
+          <w:color w:val="000000" w:themeColor="text1"/>
+        </w:rPr>
+        <w:t xml:space="preserve">, it takes average of </w:t>
+      </w:r>
+      <w:r>
+        <w:rPr>
+          <w:color w:val="E97132" w:themeColor="accent2"/>
+        </w:rPr>
+        <w:t>5</w:t>
+      </w:r>
+      <w:r>
+        <w:rPr>
+          <w:color w:val="E97132" w:themeColor="accent2"/>
+        </w:rPr>
+        <w:t xml:space="preserve"> minutes and </w:t>
+      </w:r>
+      <w:r>
+        <w:rPr>
+          <w:color w:val="E97132" w:themeColor="accent2"/>
+        </w:rPr>
+        <w:t>15</w:t>
+      </w:r>
+      <w:r>
+        <w:rPr>
+          <w:color w:val="E97132" w:themeColor="accent2"/>
+        </w:rPr>
+        <w:t xml:space="preserve"> seconds</w:t>
+      </w:r>
+      <w:r>
+        <w:rPr>
+          <w:color w:val="000000" w:themeColor="text1"/>
+        </w:rPr>
+        <w:t xml:space="preserve">. During incidents of </w:t>
+      </w:r>
+      <w:r>
+        <w:rPr>
+          <w:color w:val="00B050"/>
+        </w:rPr>
+        <w:t>brush fires, auto fires or transit system fires</w:t>
+      </w:r>
+      <w:r>
+        <w:rPr>
+          <w:color w:val="000000" w:themeColor="text1"/>
+        </w:rPr>
+        <w:t xml:space="preserve">, it takes around </w:t>
+      </w:r>
+      <w:r>
+        <w:rPr>
+          <w:color w:val="00B050"/>
+        </w:rPr>
+        <w:t>7</w:t>
+      </w:r>
+      <w:r>
+        <w:rPr>
+          <w:color w:val="00B050"/>
+          <w:u w:val="single"/>
+        </w:rPr>
+        <w:t xml:space="preserve"> </w:t>
+      </w:r>
+      <w:r>
+        <w:rPr>
+          <w:color w:val="00B050"/>
+        </w:rPr>
+        <w:t xml:space="preserve">minutes and </w:t>
+      </w:r>
+      <w:r>
+        <w:rPr>
+          <w:color w:val="00B050"/>
+        </w:rPr>
+        <w:t>10</w:t>
+      </w:r>
+      <w:r>
+        <w:rPr>
+          <w:color w:val="00B050"/>
+        </w:rPr>
+        <w:t xml:space="preserve"> seconds</w:t>
+      </w:r>
+      <w:r>
+        <w:rPr>
+          <w:color w:val="000000" w:themeColor="text1"/>
+        </w:rPr>
+        <w:t xml:space="preserve">. Majority of the fire units to any kind of fire emergency in </w:t>
+      </w:r>
+      <w:r>
+        <w:t>Queens</w:t>
+      </w:r>
+      <w:r>
+        <w:rPr>
+          <w:color w:val="000000" w:themeColor="text1"/>
+        </w:rPr>
+        <w:t xml:space="preserve"> </w:t>
+      </w:r>
+      <w:r>
+        <w:rPr>
+          <w:color w:val="000000" w:themeColor="text1"/>
+        </w:rPr>
+        <w:t xml:space="preserve">take </w:t>
+      </w:r>
+      <w:r>
+        <w:rPr>
+          <w:color w:val="000000" w:themeColor="text1"/>
+        </w:rPr>
+        <w:t>between</w:t>
+      </w:r>
+      <w:r>
+        <w:rPr>
+          <w:color w:val="000000" w:themeColor="text1"/>
+        </w:rPr>
+        <w:t xml:space="preserve"> 5</w:t>
+      </w:r>
+      <w:r>
+        <w:rPr>
+          <w:color w:val="000000" w:themeColor="text1"/>
+        </w:rPr>
+        <w:t>-10</w:t>
+      </w:r>
+      <w:r>
+        <w:rPr>
+          <w:color w:val="000000" w:themeColor="text1"/>
+        </w:rPr>
+        <w:t xml:space="preserve"> minutes.</w:t>
+      </w:r>
+      <w:r>
+        <w:rPr>
+          <w:color w:val="000000" w:themeColor="text1"/>
+        </w:rPr>
+        <w:t xml:space="preserve"> </w:t>
+      </w:r>
+    </w:p>
+    <w:p>
+      <w:pPr>
+        <w:rPr>
+          <w:color w:val="000000" w:themeColor="text1"/>
+        </w:rPr>
+      </w:pPr>
+    </w:p>
+    <w:p>
+      <w:pPr>
+        <w:rPr>
+          <w:color w:val="000000" w:themeColor="text1"/>
+        </w:rPr>
+      </w:pPr>
+      <w:r>
+        <w:rPr>
+          <w:color w:val="000000" w:themeColor="text1"/>
+          <w:highlight w:val="yellow"/>
+        </w:rPr>
+        <w:t>Bronx:</w:t>
+      </w:r>
+    </w:p>
+    <w:p>
+      <w:pPr>
+        <w:rPr>
+          <w:color w:val="000000" w:themeColor="text1"/>
+        </w:rPr>
+      </w:pPr>
+    </w:p>
+    <w:p>
+      <w:pPr>
+        <w:rPr>
+          <w:color w:val="000000" w:themeColor="text1"/>
+        </w:rPr>
+      </w:pPr>
+      <w:r>
+        <w:rPr>
+          <w:color w:val="000000" w:themeColor="text1"/>
+        </w:rPr>
+        <w:t>Agg-</w:t>
+      </w:r>
+    </w:p>
+    <w:p>
+      <w:pPr>
+        <w:rPr>
+          <w:color w:val="000000" w:themeColor="text1"/>
+        </w:rPr>
+      </w:pPr>
+      <w:r>
+        <w:t xml:space="preserve">On average, it takes fire units and ambulances </w:t>
+      </w:r>
+      <w:r>
+        <w:rPr>
+          <w:color w:val="000000" w:themeColor="text1"/>
+        </w:rPr>
+        <w:t>1</w:t>
+      </w:r>
+      <w:r>
+        <w:rPr>
+          <w:color w:val="000000" w:themeColor="text1"/>
+        </w:rPr>
+        <w:t>3</w:t>
+      </w:r>
+      <w:r>
+        <w:rPr>
+          <w:color w:val="000000" w:themeColor="text1"/>
+        </w:rPr>
+        <w:t xml:space="preserve"> minutes and 1</w:t>
+      </w:r>
+      <w:r>
+        <w:rPr>
+          <w:color w:val="000000" w:themeColor="text1"/>
+        </w:rPr>
+        <w:t>2</w:t>
+      </w:r>
+      <w:r>
+        <w:rPr>
+          <w:color w:val="000000" w:themeColor="text1"/>
+        </w:rPr>
+        <w:t xml:space="preserve"> seconds </w:t>
+      </w:r>
+      <w:r>
+        <w:t xml:space="preserve">to respond to life-threatening medical emergencies in </w:t>
+      </w:r>
+      <w:r>
+        <w:t>the Bronx</w:t>
+      </w:r>
+      <w:r>
+        <w:t xml:space="preserve">. </w:t>
+      </w:r>
+    </w:p>
+    <w:p>
+      <w:pPr>
+        <w:rPr>
+          <w:color w:val="000000" w:themeColor="text1"/>
+        </w:rPr>
+      </w:pPr>
+    </w:p>
+    <w:p>
+      <w:pPr>
+        <w:rPr>
+          <w:color w:val="000000" w:themeColor="text1"/>
+        </w:rPr>
+      </w:pPr>
+      <w:r>
+        <w:rPr>
+          <w:color w:val="000000" w:themeColor="text1"/>
+        </w:rPr>
+        <w:lastRenderedPageBreak/>
+        <w:t>EMS-</w:t>
+      </w:r>
+    </w:p>
+    <w:p>
+      <w:r>
+        <w:t xml:space="preserve">It takes ambulances in </w:t>
+      </w:r>
+      <w:r>
+        <w:t>the Bronx</w:t>
+      </w:r>
+      <w:r>
+        <w:t xml:space="preserve"> </w:t>
+      </w:r>
+      <w:r>
+        <w:t xml:space="preserve">an average of </w:t>
+      </w:r>
+      <w:r>
+        <w:rPr>
+          <w:color w:val="FF0000"/>
+        </w:rPr>
+        <w:t>1</w:t>
+      </w:r>
+      <w:r>
+        <w:rPr>
+          <w:color w:val="FF0000"/>
+        </w:rPr>
+        <w:t>3</w:t>
+      </w:r>
+      <w:r>
+        <w:rPr>
+          <w:color w:val="FF0000"/>
+        </w:rPr>
+        <w:t xml:space="preserve"> minutes and </w:t>
+      </w:r>
+      <w:r>
+        <w:rPr>
+          <w:color w:val="FF0000"/>
+        </w:rPr>
+        <w:t>28</w:t>
+      </w:r>
+      <w:r>
+        <w:rPr>
+          <w:color w:val="FF0000"/>
+        </w:rPr>
+        <w:t xml:space="preserve"> seconds </w:t>
+      </w:r>
+      <w:r>
+        <w:t xml:space="preserve">to reach </w:t>
+      </w:r>
+      <w:r>
+        <w:rPr>
+          <w:color w:val="FF0000"/>
+        </w:rPr>
+        <w:t>life threatening medical emergencies</w:t>
+      </w:r>
+      <w:r>
+        <w:t xml:space="preserve">. In case of incidents such as </w:t>
+      </w:r>
+      <w:r>
+        <w:rPr>
+          <w:color w:val="0070C0"/>
+        </w:rPr>
+        <w:t>cardiac arrest and choking</w:t>
+      </w:r>
+      <w:r>
+        <w:t xml:space="preserve">, it takes an average </w:t>
+      </w:r>
+      <w:r>
+        <w:rPr>
+          <w:color w:val="0070C0"/>
+        </w:rPr>
+        <w:t>10</w:t>
+      </w:r>
+      <w:r>
+        <w:rPr>
+          <w:color w:val="0070C0"/>
+        </w:rPr>
+        <w:t xml:space="preserve"> minutes and </w:t>
+      </w:r>
+      <w:r>
+        <w:rPr>
+          <w:color w:val="0070C0"/>
+        </w:rPr>
+        <w:t>16</w:t>
+      </w:r>
+      <w:r>
+        <w:rPr>
+          <w:color w:val="0070C0"/>
+        </w:rPr>
+        <w:t xml:space="preserve"> seconds</w:t>
+      </w:r>
+      <w:r>
+        <w:t xml:space="preserve">. Average response time for life-threatening and non-life-threatening incidents </w:t>
+      </w:r>
+      <w:r>
+        <w:rPr>
+          <w:color w:val="3A7C22" w:themeColor="accent6" w:themeShade="BF"/>
+        </w:rPr>
+        <w:t>combined</w:t>
+      </w:r>
+      <w:r>
+        <w:t xml:space="preserve"> is </w:t>
+      </w:r>
+      <w:r>
+        <w:rPr>
+          <w:color w:val="3A7C22" w:themeColor="accent6" w:themeShade="BF"/>
+        </w:rPr>
+        <w:t>22</w:t>
+      </w:r>
+      <w:r>
+        <w:rPr>
+          <w:color w:val="3A7C22" w:themeColor="accent6" w:themeShade="BF"/>
+        </w:rPr>
+        <w:t xml:space="preserve"> </w:t>
+      </w:r>
+      <w:r>
+        <w:rPr>
+          <w:color w:val="3A7C22" w:themeColor="accent6" w:themeShade="BF"/>
+        </w:rPr>
+        <w:t xml:space="preserve">minutes and </w:t>
+      </w:r>
+      <w:r>
+        <w:rPr>
+          <w:color w:val="3A7C22" w:themeColor="accent6" w:themeShade="BF"/>
+        </w:rPr>
+        <w:t>20</w:t>
+      </w:r>
+      <w:r>
+        <w:rPr>
+          <w:color w:val="3A7C22" w:themeColor="accent6" w:themeShade="BF"/>
+        </w:rPr>
+        <w:t xml:space="preserve"> seconds</w:t>
+      </w:r>
+      <w:r>
+        <w:t xml:space="preserve">. Non-life-threatening emergencies include instances of drug overdose, sickness, pain etc. </w:t>
+      </w:r>
+    </w:p>
+    <w:p>
+      <w:pPr>
+        <w:rPr>
+          <w:color w:val="000000" w:themeColor="text1"/>
+        </w:rPr>
+      </w:pPr>
+    </w:p>
+    <w:p>
+      <w:pPr>
+        <w:rPr>
+          <w:color w:val="000000" w:themeColor="text1"/>
+        </w:rPr>
+      </w:pPr>
+    </w:p>
+    <w:p>
+      <w:pPr>
+        <w:rPr>
+          <w:color w:val="000000" w:themeColor="text1"/>
+        </w:rPr>
+      </w:pPr>
+      <w:r>
+        <w:rPr>
+          <w:color w:val="000000" w:themeColor="text1"/>
+        </w:rPr>
+        <w:t>FDNY-</w:t>
+      </w:r>
+    </w:p>
+    <w:p>
+      <w:pPr>
+        <w:rPr>
+          <w:color w:val="000000" w:themeColor="text1"/>
+        </w:rPr>
+      </w:pPr>
+      <w:r>
+        <w:t xml:space="preserve">It takes fire unites in </w:t>
+      </w:r>
+      <w:r>
+        <w:t>the Bronx</w:t>
+      </w:r>
+      <w:r>
+        <w:t xml:space="preserve"> an average of </w:t>
+      </w:r>
+      <w:r>
+        <w:rPr>
+          <w:color w:val="FF0000"/>
+        </w:rPr>
+        <w:t>11</w:t>
+      </w:r>
+      <w:r>
+        <w:rPr>
+          <w:color w:val="FF0000"/>
+        </w:rPr>
+        <w:t xml:space="preserve"> minutes </w:t>
+      </w:r>
+      <w:r>
+        <w:rPr>
+          <w:color w:val="FF0000"/>
+        </w:rPr>
+        <w:t>55</w:t>
+      </w:r>
+      <w:r>
+        <w:rPr>
+          <w:color w:val="FF0000"/>
+        </w:rPr>
+        <w:t xml:space="preserve"> seconds </w:t>
+      </w:r>
+      <w:r>
+        <w:t xml:space="preserve">to reach </w:t>
+      </w:r>
+      <w:r>
+        <w:rPr>
+          <w:color w:val="FF0000"/>
+        </w:rPr>
+        <w:t>life threatening medical emergencies</w:t>
+      </w:r>
+      <w:r>
+        <w:rPr>
+          <w:color w:val="000000" w:themeColor="text1"/>
+        </w:rPr>
+        <w:t>.</w:t>
+      </w:r>
+      <w:r>
+        <w:rPr>
+          <w:color w:val="000000" w:themeColor="text1"/>
+        </w:rPr>
+        <w:t xml:space="preserve"> For non-fire emergencies, it takes an average of </w:t>
+      </w:r>
+      <w:r>
+        <w:rPr>
+          <w:color w:val="000000" w:themeColor="text1"/>
+        </w:rPr>
+        <w:t>13</w:t>
+      </w:r>
+      <w:r>
+        <w:rPr>
+          <w:color w:val="000000" w:themeColor="text1"/>
+        </w:rPr>
+        <w:t xml:space="preserve"> minutes and </w:t>
+      </w:r>
+      <w:r>
+        <w:rPr>
+          <w:color w:val="000000" w:themeColor="text1"/>
+        </w:rPr>
+        <w:t xml:space="preserve">13 </w:t>
+      </w:r>
+      <w:r>
+        <w:rPr>
+          <w:color w:val="000000" w:themeColor="text1"/>
+        </w:rPr>
+        <w:t xml:space="preserve">seconds. In case of </w:t>
+      </w:r>
+      <w:r>
+        <w:rPr>
+          <w:color w:val="E97132" w:themeColor="accent2"/>
+        </w:rPr>
+        <w:t>fires in commercial, residential, public or vacant buildings</w:t>
+      </w:r>
+      <w:r>
+        <w:rPr>
+          <w:color w:val="000000" w:themeColor="text1"/>
+        </w:rPr>
+        <w:t xml:space="preserve">, it takes average of </w:t>
+      </w:r>
+      <w:r>
+        <w:rPr>
+          <w:color w:val="E97132" w:themeColor="accent2"/>
+        </w:rPr>
+        <w:t>5</w:t>
+      </w:r>
+      <w:r>
+        <w:rPr>
+          <w:color w:val="E97132" w:themeColor="accent2"/>
+        </w:rPr>
+        <w:t xml:space="preserve"> minutes and </w:t>
+      </w:r>
+      <w:r>
+        <w:rPr>
+          <w:color w:val="E97132" w:themeColor="accent2"/>
+        </w:rPr>
+        <w:t>21</w:t>
+      </w:r>
+      <w:r>
+        <w:rPr>
+          <w:color w:val="E97132" w:themeColor="accent2"/>
+        </w:rPr>
+        <w:t xml:space="preserve"> seconds</w:t>
+      </w:r>
+      <w:r>
+        <w:rPr>
+          <w:color w:val="000000" w:themeColor="text1"/>
+        </w:rPr>
+        <w:t xml:space="preserve">, </w:t>
+      </w:r>
+      <w:r>
+        <w:rPr>
+          <w:color w:val="000000" w:themeColor="text1"/>
+        </w:rPr>
+        <w:t>(outlier-</w:t>
+      </w:r>
+      <w:r>
+        <w:rPr>
+          <w:color w:val="000000" w:themeColor="text1"/>
+        </w:rPr>
+        <w:t xml:space="preserve">although the average response time for such cases in February </w:t>
+      </w:r>
+      <w:r>
+        <w:rPr>
+          <w:color w:val="000000" w:themeColor="text1"/>
+        </w:rPr>
+        <w:t xml:space="preserve">2025 </w:t>
+      </w:r>
+      <w:r>
+        <w:rPr>
+          <w:color w:val="000000" w:themeColor="text1"/>
+        </w:rPr>
+        <w:t>was more than 1</w:t>
+      </w:r>
+      <w:r>
+        <w:rPr>
+          <w:color w:val="000000" w:themeColor="text1"/>
+        </w:rPr>
+        <w:t>1</w:t>
+      </w:r>
+      <w:r>
+        <w:rPr>
+          <w:color w:val="000000" w:themeColor="text1"/>
+        </w:rPr>
+        <w:t xml:space="preserve"> minutes</w:t>
+      </w:r>
+      <w:r>
+        <w:rPr>
+          <w:color w:val="000000" w:themeColor="text1"/>
+        </w:rPr>
+        <w:t xml:space="preserve">).  During incidents of </w:t>
+      </w:r>
+      <w:r>
+        <w:rPr>
+          <w:color w:val="00B050"/>
+        </w:rPr>
+        <w:t>brush fires, auto fires or transit system fires</w:t>
+      </w:r>
+      <w:r>
+        <w:rPr>
+          <w:color w:val="000000" w:themeColor="text1"/>
+        </w:rPr>
+        <w:t xml:space="preserve">, it takes around </w:t>
+      </w:r>
+      <w:r>
+        <w:rPr>
+          <w:color w:val="00B050"/>
+        </w:rPr>
+        <w:t>6</w:t>
+      </w:r>
+      <w:r>
+        <w:rPr>
+          <w:color w:val="00B050"/>
+          <w:u w:val="single"/>
+        </w:rPr>
+        <w:t xml:space="preserve"> </w:t>
+      </w:r>
+      <w:r>
+        <w:rPr>
+          <w:color w:val="00B050"/>
+        </w:rPr>
+        <w:t xml:space="preserve">minutes and </w:t>
+      </w:r>
+      <w:r>
+        <w:rPr>
+          <w:color w:val="00B050"/>
+        </w:rPr>
+        <w:t>53</w:t>
+      </w:r>
+      <w:r>
+        <w:rPr>
+          <w:color w:val="00B050"/>
+        </w:rPr>
+        <w:t xml:space="preserve"> seconds</w:t>
+      </w:r>
+      <w:r>
+        <w:rPr>
+          <w:color w:val="000000" w:themeColor="text1"/>
+        </w:rPr>
+        <w:t xml:space="preserve">. Majority of the fire units to any kind of fire emergency in </w:t>
+      </w:r>
+      <w:r>
+        <w:t>Queens</w:t>
+      </w:r>
+      <w:r>
+        <w:rPr>
+          <w:color w:val="000000" w:themeColor="text1"/>
+        </w:rPr>
+        <w:t xml:space="preserve"> take between 5-10 minutes. </w:t>
+      </w:r>
+    </w:p>
+    <w:p>
+      <w:pPr>
+        <w:rPr>
+          <w:color w:val="000000" w:themeColor="text1"/>
+        </w:rPr>
+      </w:pPr>
     </w:p>
     <w:p>
       <w:pPr>
@@ -529,6 +1929,151 @@
       <w:r>
         <w:t>Average response time to non-structural fires</w:t>
       </w:r>
+    </w:p>
+    <w:tbl>
+      <w:tblPr>
+        <w:tblW w:w="5000" w:type="pct"/>
+        <w:tblBorders>
+          <w:top w:val="single" w:sz="12" w:space="0" w:color="000000"/>
+          <w:left w:val="single" w:sz="12" w:space="0" w:color="000000"/>
+          <w:bottom w:val="single" w:sz="12" w:space="0" w:color="000000"/>
+          <w:right w:val="single" w:sz="12" w:space="0" w:color="000000"/>
+        </w:tblBorders>
+        <w:shd w:val="clear" w:color="auto" w:fill="FFFFFF"/>
+        <w:tblCellMar>
+          <w:top w:w="60" w:type="dxa"/>
+          <w:left w:w="60" w:type="dxa"/>
+          <w:bottom w:w="60" w:type="dxa"/>
+          <w:right w:w="60" w:type="dxa"/>
+        </w:tblCellMar>
+        <w:tblLook w:val="04A0" w:firstRow="1" w:lastRow="0" w:firstColumn="1" w:lastColumn="0" w:noHBand="0" w:noVBand="1"/>
+      </w:tblPr>
+      <w:tblGrid>
+        <w:gridCol w:w="4200"/>
+        <w:gridCol w:w="5144"/>
+      </w:tblGrid>
+      <w:tr>
+        <w:tc>
+          <w:tcPr>
+            <w:tcW w:w="4200" w:type="dxa"/>
+            <w:tcBorders>
+              <w:top w:val="outset" w:sz="6" w:space="0" w:color="auto"/>
+              <w:left w:val="outset" w:sz="6" w:space="0" w:color="auto"/>
+              <w:bottom w:val="outset" w:sz="6" w:space="0" w:color="auto"/>
+              <w:right w:val="outset" w:sz="6" w:space="0" w:color="auto"/>
+            </w:tcBorders>
+            <w:shd w:val="clear" w:color="auto" w:fill="FFFFFF"/>
+            <w:hideMark/>
+          </w:tcPr>
+          <w:p>
+            <w:pPr>
+              <w:rPr>
+                <w:rFonts w:ascii="Helvetica Neue" w:hAnsi="Helvetica Neue"/>
+                <w:color w:val="333333"/>
+              </w:rPr>
+            </w:pPr>
+            <w:r>
+              <w:rPr>
+                <w:rFonts w:ascii="Helvetica Neue" w:hAnsi="Helvetica Neue"/>
+                <w:color w:val="333333"/>
+              </w:rPr>
+              <w:t>Non-Structural Fires</w:t>
+            </w:r>
+          </w:p>
+        </w:tc>
+        <w:tc>
+          <w:tcPr>
+            <w:tcW w:w="0" w:type="auto"/>
+            <w:tcBorders>
+              <w:top w:val="outset" w:sz="6" w:space="0" w:color="auto"/>
+              <w:left w:val="outset" w:sz="6" w:space="0" w:color="auto"/>
+              <w:bottom w:val="outset" w:sz="6" w:space="0" w:color="auto"/>
+              <w:right w:val="outset" w:sz="6" w:space="0" w:color="auto"/>
+            </w:tcBorders>
+            <w:shd w:val="clear" w:color="auto" w:fill="FFFFFF"/>
+            <w:hideMark/>
+          </w:tcPr>
+          <w:p>
+            <w:pPr>
+              <w:rPr>
+                <w:rFonts w:ascii="Helvetica Neue" w:hAnsi="Helvetica Neue"/>
+                <w:color w:val="333333"/>
+              </w:rPr>
+            </w:pPr>
+            <w:r>
+              <w:rPr>
+                <w:rFonts w:ascii="Helvetica Neue" w:hAnsi="Helvetica Neue"/>
+                <w:color w:val="333333"/>
+              </w:rPr>
+              <w:t>Brush fire, auto fire, transit system fire, etc.</w:t>
+            </w:r>
+          </w:p>
+        </w:tc>
+      </w:tr>
+      <w:tr>
+        <w:tc>
+          <w:tcPr>
+            <w:tcW w:w="4200" w:type="dxa"/>
+            <w:tcBorders>
+              <w:top w:val="outset" w:sz="6" w:space="0" w:color="auto"/>
+              <w:left w:val="outset" w:sz="6" w:space="0" w:color="auto"/>
+              <w:bottom w:val="outset" w:sz="6" w:space="0" w:color="auto"/>
+              <w:right w:val="outset" w:sz="6" w:space="0" w:color="auto"/>
+            </w:tcBorders>
+            <w:shd w:val="clear" w:color="auto" w:fill="FFFFFF"/>
+            <w:hideMark/>
+          </w:tcPr>
+          <w:p>
+            <w:pPr>
+              <w:rPr>
+                <w:rFonts w:ascii="Helvetica Neue" w:hAnsi="Helvetica Neue"/>
+                <w:color w:val="333333"/>
+              </w:rPr>
+            </w:pPr>
+            <w:r>
+              <w:rPr>
+                <w:rFonts w:ascii="Helvetica Neue" w:hAnsi="Helvetica Neue"/>
+                <w:color w:val="333333"/>
+              </w:rPr>
+              <w:lastRenderedPageBreak/>
+              <w:t>Structural Fires</w:t>
+            </w:r>
+          </w:p>
+        </w:tc>
+        <w:tc>
+          <w:tcPr>
+            <w:tcW w:w="0" w:type="auto"/>
+            <w:tcBorders>
+              <w:top w:val="outset" w:sz="6" w:space="0" w:color="auto"/>
+              <w:left w:val="outset" w:sz="6" w:space="0" w:color="auto"/>
+              <w:bottom w:val="outset" w:sz="6" w:space="0" w:color="auto"/>
+              <w:right w:val="outset" w:sz="6" w:space="0" w:color="auto"/>
+            </w:tcBorders>
+            <w:shd w:val="clear" w:color="auto" w:fill="FFFFFF"/>
+            <w:hideMark/>
+          </w:tcPr>
+          <w:p>
+            <w:pPr>
+              <w:rPr>
+                <w:rFonts w:ascii="Helvetica Neue" w:hAnsi="Helvetica Neue"/>
+                <w:color w:val="333333"/>
+              </w:rPr>
+            </w:pPr>
+            <w:r>
+              <w:rPr>
+                <w:rFonts w:ascii="Helvetica Neue" w:hAnsi="Helvetica Neue"/>
+                <w:color w:val="333333"/>
+              </w:rPr>
+              <w:t>Commercial building, residential building, public building, vacant building</w:t>
+            </w:r>
+          </w:p>
+        </w:tc>
+      </w:tr>
+    </w:tbl>
+    <w:p>
+      <w:pPr>
+        <w:ind w:left="360"/>
+      </w:pPr>
     </w:p>
     <w:p>
       <w:pPr>
@@ -1061,6 +2606,12 @@
   <w:style w:type="paragraph" w:default="1" w:styleId="Normal">
     <w:name w:val="Normal"/>
     <w:qFormat/>
+    <w:rsid w:val="00463B9D"/>
+    <w:rPr>
+      <w:rFonts w:ascii="Times New Roman" w:eastAsia="Times New Roman" w:hAnsi="Times New Roman" w:cs="Times New Roman"/>
+      <w:kern w:val="0"/>
+      <w14:ligatures w14:val="none"/>
+    </w:rPr>
   </w:style>
   <w:style w:type="paragraph" w:styleId="Heading1">
     <w:name w:val="heading 1"/>
@@ -1079,8 +2630,10 @@
     <w:rPr>
       <w:rFonts w:asciiTheme="majorHAnsi" w:eastAsiaTheme="majorEastAsia" w:hAnsiTheme="majorHAnsi" w:cstheme="majorBidi"/>
       <w:color w:val="0F4761" w:themeColor="accent1" w:themeShade="BF"/>
+      <w:kern w:val="2"/>
       <w:sz w:val="40"/>
       <w:szCs w:val="40"/>
+      <w14:ligatures w14:val="standardContextual"/>
     </w:rPr>
   </w:style>
   <w:style w:type="paragraph" w:styleId="Heading2">
@@ -1102,8 +2655,10 @@
     <w:rPr>
       <w:rFonts w:asciiTheme="majorHAnsi" w:eastAsiaTheme="majorEastAsia" w:hAnsiTheme="majorHAnsi" w:cstheme="majorBidi"/>
       <w:color w:val="0F4761" w:themeColor="accent1" w:themeShade="BF"/>
+      <w:kern w:val="2"/>
       <w:sz w:val="32"/>
       <w:szCs w:val="32"/>
+      <w14:ligatures w14:val="standardContextual"/>
     </w:rPr>
   </w:style>
   <w:style w:type="paragraph" w:styleId="Heading3">
@@ -1123,10 +2678,12 @@
       <w:outlineLvl w:val="2"/>
     </w:pPr>
     <w:rPr>
-      <w:rFonts w:eastAsiaTheme="majorEastAsia" w:cstheme="majorBidi"/>
+      <w:rFonts w:asciiTheme="minorHAnsi" w:eastAsiaTheme="majorEastAsia" w:hAnsiTheme="minorHAnsi" w:cstheme="majorBidi"/>
       <w:color w:val="0F4761" w:themeColor="accent1" w:themeShade="BF"/>
+      <w:kern w:val="2"/>
       <w:sz w:val="28"/>
       <w:szCs w:val="28"/>
+      <w14:ligatures w14:val="standardContextual"/>
     </w:rPr>
   </w:style>
   <w:style w:type="paragraph" w:styleId="Heading4">
@@ -1146,10 +2703,12 @@
       <w:outlineLvl w:val="3"/>
     </w:pPr>
     <w:rPr>
-      <w:rFonts w:eastAsiaTheme="majorEastAsia" w:cstheme="majorBidi"/>
+      <w:rFonts w:asciiTheme="minorHAnsi" w:eastAsiaTheme="majorEastAsia" w:hAnsiTheme="minorHAnsi" w:cstheme="majorBidi"/>
       <w:i/>
       <w:iCs/>
       <w:color w:val="0F4761" w:themeColor="accent1" w:themeShade="BF"/>
+      <w:kern w:val="2"/>
+      <w14:ligatures w14:val="standardContextual"/>
     </w:rPr>
   </w:style>
   <w:style w:type="paragraph" w:styleId="Heading5">
@@ -1169,8 +2728,10 @@
       <w:outlineLvl w:val="4"/>
     </w:pPr>
     <w:rPr>
-      <w:rFonts w:eastAsiaTheme="majorEastAsia" w:cstheme="majorBidi"/>
+      <w:rFonts w:asciiTheme="minorHAnsi" w:eastAsiaTheme="majorEastAsia" w:hAnsiTheme="minorHAnsi" w:cstheme="majorBidi"/>
       <w:color w:val="0F4761" w:themeColor="accent1" w:themeShade="BF"/>
+      <w:kern w:val="2"/>
+      <w14:ligatures w14:val="standardContextual"/>
     </w:rPr>
   </w:style>
   <w:style w:type="paragraph" w:styleId="Heading6">
@@ -1190,10 +2751,12 @@
       <w:outlineLvl w:val="5"/>
     </w:pPr>
     <w:rPr>
-      <w:rFonts w:eastAsiaTheme="majorEastAsia" w:cstheme="majorBidi"/>
+      <w:rFonts w:asciiTheme="minorHAnsi" w:eastAsiaTheme="majorEastAsia" w:hAnsiTheme="minorHAnsi" w:cstheme="majorBidi"/>
       <w:i/>
       <w:iCs/>
       <w:color w:val="595959" w:themeColor="text1" w:themeTint="A6"/>
+      <w:kern w:val="2"/>
+      <w14:ligatures w14:val="standardContextual"/>
     </w:rPr>
   </w:style>
   <w:style w:type="paragraph" w:styleId="Heading7">
@@ -1213,8 +2776,10 @@
       <w:outlineLvl w:val="6"/>
     </w:pPr>
     <w:rPr>
-      <w:rFonts w:eastAsiaTheme="majorEastAsia" w:cstheme="majorBidi"/>
+      <w:rFonts w:asciiTheme="minorHAnsi" w:eastAsiaTheme="majorEastAsia" w:hAnsiTheme="minorHAnsi" w:cstheme="majorBidi"/>
       <w:color w:val="595959" w:themeColor="text1" w:themeTint="A6"/>
+      <w:kern w:val="2"/>
+      <w14:ligatures w14:val="standardContextual"/>
     </w:rPr>
   </w:style>
   <w:style w:type="paragraph" w:styleId="Heading8">
@@ -1233,10 +2798,12 @@
       <w:outlineLvl w:val="7"/>
     </w:pPr>
     <w:rPr>
-      <w:rFonts w:eastAsiaTheme="majorEastAsia" w:cstheme="majorBidi"/>
+      <w:rFonts w:asciiTheme="minorHAnsi" w:eastAsiaTheme="majorEastAsia" w:hAnsiTheme="minorHAnsi" w:cstheme="majorBidi"/>
       <w:i/>
       <w:iCs/>
       <w:color w:val="272727" w:themeColor="text1" w:themeTint="D8"/>
+      <w:kern w:val="2"/>
+      <w14:ligatures w14:val="standardContextual"/>
     </w:rPr>
   </w:style>
   <w:style w:type="paragraph" w:styleId="Heading9">
@@ -1255,8 +2822,10 @@
       <w:outlineLvl w:val="8"/>
     </w:pPr>
     <w:rPr>
-      <w:rFonts w:eastAsiaTheme="majorEastAsia" w:cstheme="majorBidi"/>
+      <w:rFonts w:asciiTheme="minorHAnsi" w:eastAsiaTheme="majorEastAsia" w:hAnsiTheme="minorHAnsi" w:cstheme="majorBidi"/>
       <w:color w:val="272727" w:themeColor="text1" w:themeTint="D8"/>
+      <w:kern w:val="2"/>
+      <w14:ligatures w14:val="standardContextual"/>
     </w:rPr>
   </w:style>
   <w:style w:type="character" w:default="1" w:styleId="DefaultParagraphFont">
@@ -1422,6 +2991,7 @@
       <w:kern w:val="28"/>
       <w:sz w:val="56"/>
       <w:szCs w:val="56"/>
+      <w14:ligatures w14:val="standardContextual"/>
     </w:rPr>
   </w:style>
   <w:style w:type="character" w:customStyle="1" w:styleId="TitleChar">
@@ -1453,11 +3023,13 @@
       <w:spacing w:after="160"/>
     </w:pPr>
     <w:rPr>
-      <w:rFonts w:eastAsiaTheme="majorEastAsia" w:cstheme="majorBidi"/>
+      <w:rFonts w:asciiTheme="minorHAnsi" w:eastAsiaTheme="majorEastAsia" w:hAnsiTheme="minorHAnsi" w:cstheme="majorBidi"/>
       <w:color w:val="595959" w:themeColor="text1" w:themeTint="A6"/>
       <w:spacing w:val="15"/>
+      <w:kern w:val="2"/>
       <w:sz w:val="28"/>
       <w:szCs w:val="28"/>
+      <w14:ligatures w14:val="standardContextual"/>
     </w:rPr>
   </w:style>
   <w:style w:type="character" w:customStyle="1" w:styleId="SubtitleChar">
@@ -1487,9 +3059,12 @@
       <w:jc w:val="center"/>
     </w:pPr>
     <w:rPr>
+      <w:rFonts w:asciiTheme="minorHAnsi" w:eastAsiaTheme="minorHAnsi" w:hAnsiTheme="minorHAnsi" w:cstheme="minorBidi"/>
       <w:i/>
       <w:iCs/>
       <w:color w:val="404040" w:themeColor="text1" w:themeTint="BF"/>
+      <w:kern w:val="2"/>
+      <w14:ligatures w14:val="standardContextual"/>
     </w:rPr>
   </w:style>
   <w:style w:type="character" w:customStyle="1" w:styleId="QuoteChar">
@@ -1514,6 +3089,11 @@
       <w:ind w:left="720"/>
       <w:contextualSpacing/>
     </w:pPr>
+    <w:rPr>
+      <w:rFonts w:asciiTheme="minorHAnsi" w:eastAsiaTheme="minorHAnsi" w:hAnsiTheme="minorHAnsi" w:cstheme="minorBidi"/>
+      <w:kern w:val="2"/>
+      <w14:ligatures w14:val="standardContextual"/>
+    </w:rPr>
   </w:style>
   <w:style w:type="character" w:styleId="IntenseEmphasis">
     <w:name w:val="Intense Emphasis"/>
@@ -1545,9 +3125,12 @@
       <w:jc w:val="center"/>
     </w:pPr>
     <w:rPr>
+      <w:rFonts w:asciiTheme="minorHAnsi" w:eastAsiaTheme="minorHAnsi" w:hAnsiTheme="minorHAnsi" w:cstheme="minorBidi"/>
       <w:i/>
       <w:iCs/>
       <w:color w:val="0F4761" w:themeColor="accent1" w:themeShade="BF"/>
+      <w:kern w:val="2"/>
+      <w14:ligatures w14:val="standardContextual"/>
     </w:rPr>
   </w:style>
   <w:style w:type="character" w:customStyle="1" w:styleId="IntenseQuoteChar">

--- a/final-project/Process.docx
+++ b/final-project/Process.docx
@@ -1752,13 +1752,408 @@
           <w:color w:val="000000" w:themeColor="text1"/>
         </w:rPr>
       </w:pPr>
-    </w:p>
-    <w:p>
-      <w:pPr>
-        <w:rPr>
-          <w:color w:val="000000" w:themeColor="text1"/>
-        </w:rPr>
-      </w:pPr>
+      <w:r>
+        <w:rPr>
+          <w:color w:val="000000" w:themeColor="text1"/>
+          <w:highlight w:val="yellow"/>
+        </w:rPr>
+        <w:t>Staten Island:</w:t>
+      </w:r>
+    </w:p>
+    <w:p>
+      <w:pPr>
+        <w:rPr>
+          <w:color w:val="000000" w:themeColor="text1"/>
+        </w:rPr>
+      </w:pPr>
+    </w:p>
+    <w:p>
+      <w:pPr>
+        <w:rPr>
+          <w:color w:val="000000" w:themeColor="text1"/>
+        </w:rPr>
+      </w:pPr>
+      <w:r>
+        <w:rPr>
+          <w:color w:val="000000" w:themeColor="text1"/>
+        </w:rPr>
+        <w:t>Agg-</w:t>
+      </w:r>
+    </w:p>
+    <w:p>
+      <w:pPr>
+        <w:rPr>
+          <w:color w:val="000000" w:themeColor="text1"/>
+        </w:rPr>
+      </w:pPr>
+      <w:r>
+        <w:t xml:space="preserve">On average, it takes fire units and ambulances </w:t>
+      </w:r>
+      <w:r>
+        <w:rPr>
+          <w:color w:val="000000" w:themeColor="text1"/>
+        </w:rPr>
+        <w:t>9</w:t>
+      </w:r>
+      <w:r>
+        <w:rPr>
+          <w:color w:val="000000" w:themeColor="text1"/>
+        </w:rPr>
+        <w:t xml:space="preserve"> minutes and 12 seconds </w:t>
+      </w:r>
+      <w:r>
+        <w:t xml:space="preserve">to respond to life-threatening medical emergencies in </w:t>
+      </w:r>
+      <w:r>
+        <w:t>Staten Island</w:t>
+      </w:r>
+      <w:r>
+        <w:t xml:space="preserve">. </w:t>
+      </w:r>
+    </w:p>
+    <w:p>
+      <w:pPr>
+        <w:rPr>
+          <w:color w:val="000000" w:themeColor="text1"/>
+        </w:rPr>
+      </w:pPr>
+    </w:p>
+    <w:p>
+      <w:pPr>
+        <w:rPr>
+          <w:color w:val="000000" w:themeColor="text1"/>
+        </w:rPr>
+      </w:pPr>
+      <w:r>
+        <w:rPr>
+          <w:color w:val="000000" w:themeColor="text1"/>
+        </w:rPr>
+        <w:t>EMS-</w:t>
+      </w:r>
+    </w:p>
+    <w:p>
+      <w:r>
+        <w:t>It takes ambulances in Staten Island</w:t>
+      </w:r>
+      <w:r>
+        <w:t xml:space="preserve"> </w:t>
+      </w:r>
+      <w:r>
+        <w:t xml:space="preserve">an average of </w:t>
+      </w:r>
+      <w:r>
+        <w:rPr>
+          <w:color w:val="FF0000"/>
+        </w:rPr>
+        <w:t>1</w:t>
+      </w:r>
+      <w:r>
+        <w:rPr>
+          <w:color w:val="FF0000"/>
+        </w:rPr>
+        <w:t>0</w:t>
+      </w:r>
+      <w:r>
+        <w:rPr>
+          <w:color w:val="FF0000"/>
+        </w:rPr>
+        <w:t xml:space="preserve"> minutes and </w:t>
+      </w:r>
+      <w:r>
+        <w:rPr>
+          <w:color w:val="FF0000"/>
+        </w:rPr>
+        <w:t>7</w:t>
+      </w:r>
+      <w:r>
+        <w:rPr>
+          <w:color w:val="FF0000"/>
+        </w:rPr>
+        <w:t xml:space="preserve"> seconds </w:t>
+      </w:r>
+      <w:r>
+        <w:t xml:space="preserve">to reach </w:t>
+      </w:r>
+      <w:r>
+        <w:rPr>
+          <w:color w:val="FF0000"/>
+        </w:rPr>
+        <w:t>life threatening medical emergencies</w:t>
+      </w:r>
+      <w:r>
+        <w:t xml:space="preserve">. In case of incidents such as </w:t>
+      </w:r>
+      <w:r>
+        <w:rPr>
+          <w:color w:val="0070C0"/>
+        </w:rPr>
+        <w:t>cardiac arrest and choking</w:t>
+      </w:r>
+      <w:r>
+        <w:t xml:space="preserve">, it takes an average </w:t>
+      </w:r>
+      <w:r>
+        <w:rPr>
+          <w:color w:val="0070C0"/>
+        </w:rPr>
+        <w:t>9</w:t>
+      </w:r>
+      <w:r>
+        <w:rPr>
+          <w:color w:val="0070C0"/>
+        </w:rPr>
+        <w:t xml:space="preserve"> minutes</w:t>
+      </w:r>
+      <w:r>
+        <w:t xml:space="preserve">. Average response time for life-threatening and non-life-threatening incidents </w:t>
+      </w:r>
+      <w:r>
+        <w:rPr>
+          <w:color w:val="3A7C22" w:themeColor="accent6" w:themeShade="BF"/>
+        </w:rPr>
+        <w:t>combined</w:t>
+      </w:r>
+      <w:r>
+        <w:t xml:space="preserve"> is </w:t>
+      </w:r>
+      <w:r>
+        <w:rPr>
+          <w:color w:val="3A7C22" w:themeColor="accent6" w:themeShade="BF"/>
+        </w:rPr>
+        <w:t>11</w:t>
+      </w:r>
+      <w:r>
+        <w:rPr>
+          <w:color w:val="3A7C22" w:themeColor="accent6" w:themeShade="BF"/>
+        </w:rPr>
+        <w:t xml:space="preserve"> </w:t>
+      </w:r>
+      <w:r>
+        <w:rPr>
+          <w:color w:val="3A7C22" w:themeColor="accent6" w:themeShade="BF"/>
+        </w:rPr>
+        <w:t xml:space="preserve">minutes and </w:t>
+      </w:r>
+      <w:r>
+        <w:rPr>
+          <w:color w:val="3A7C22" w:themeColor="accent6" w:themeShade="BF"/>
+        </w:rPr>
+        <w:t>55</w:t>
+      </w:r>
+      <w:r>
+        <w:rPr>
+          <w:color w:val="3A7C22" w:themeColor="accent6" w:themeShade="BF"/>
+        </w:rPr>
+        <w:t xml:space="preserve"> seconds</w:t>
+      </w:r>
+      <w:r>
+        <w:t xml:space="preserve">. Non-life-threatening emergencies include instances of drug overdose, sickness, pain etc. </w:t>
+      </w:r>
+    </w:p>
+    <w:p/>
+    <w:p>
+      <w:pPr>
+        <w:rPr>
+          <w:color w:val="000000" w:themeColor="text1"/>
+        </w:rPr>
+      </w:pPr>
+      <w:r>
+        <w:rPr>
+          <w:color w:val="000000" w:themeColor="text1"/>
+        </w:rPr>
+        <w:t>FDNY-</w:t>
+      </w:r>
+    </w:p>
+    <w:p>
+      <w:pPr>
+        <w:rPr>
+          <w:color w:val="000000" w:themeColor="text1"/>
+        </w:rPr>
+      </w:pPr>
+      <w:r>
+        <w:t xml:space="preserve">It takes fire unites in Staten Island an average of </w:t>
+      </w:r>
+      <w:r>
+        <w:rPr>
+          <w:color w:val="FF0000"/>
+        </w:rPr>
+        <w:t>8</w:t>
+      </w:r>
+      <w:r>
+        <w:rPr>
+          <w:color w:val="FF0000"/>
+        </w:rPr>
+        <w:t xml:space="preserve"> minutes </w:t>
+      </w:r>
+      <w:r>
+        <w:rPr>
+          <w:color w:val="FF0000"/>
+        </w:rPr>
+        <w:t>and 23</w:t>
+      </w:r>
+      <w:r>
+        <w:rPr>
+          <w:color w:val="FF0000"/>
+        </w:rPr>
+        <w:t xml:space="preserve"> seconds </w:t>
+      </w:r>
+      <w:r>
+        <w:t xml:space="preserve">to reach </w:t>
+      </w:r>
+      <w:r>
+        <w:rPr>
+          <w:color w:val="FF0000"/>
+        </w:rPr>
+        <w:t>life threatening medical emergencies</w:t>
+      </w:r>
+      <w:r>
+        <w:rPr>
+          <w:color w:val="000000" w:themeColor="text1"/>
+        </w:rPr>
+        <w:t>.</w:t>
+      </w:r>
+      <w:r>
+        <w:rPr>
+          <w:color w:val="000000" w:themeColor="text1"/>
+        </w:rPr>
+        <w:t xml:space="preserve"> For non-fire emergencies, it takes an average of </w:t>
+      </w:r>
+      <w:r>
+        <w:rPr>
+          <w:color w:val="000000" w:themeColor="text1"/>
+        </w:rPr>
+        <w:t>9</w:t>
+      </w:r>
+      <w:r>
+        <w:rPr>
+          <w:color w:val="000000" w:themeColor="text1"/>
+        </w:rPr>
+        <w:t xml:space="preserve"> minutes and </w:t>
+      </w:r>
+      <w:r>
+        <w:rPr>
+          <w:color w:val="000000" w:themeColor="text1"/>
+        </w:rPr>
+        <w:t xml:space="preserve">27 </w:t>
+      </w:r>
+      <w:r>
+        <w:rPr>
+          <w:color w:val="000000" w:themeColor="text1"/>
+        </w:rPr>
+        <w:t xml:space="preserve">seconds. In case of </w:t>
+      </w:r>
+      <w:r>
+        <w:rPr>
+          <w:color w:val="E97132" w:themeColor="accent2"/>
+        </w:rPr>
+        <w:t>fires in commercial, residential, public or vacant buildings</w:t>
+      </w:r>
+      <w:r>
+        <w:rPr>
+          <w:color w:val="000000" w:themeColor="text1"/>
+        </w:rPr>
+        <w:t xml:space="preserve">, it takes average of </w:t>
+      </w:r>
+      <w:r>
+        <w:rPr>
+          <w:color w:val="E97132" w:themeColor="accent2"/>
+        </w:rPr>
+        <w:t>5</w:t>
+      </w:r>
+      <w:r>
+        <w:rPr>
+          <w:color w:val="E97132" w:themeColor="accent2"/>
+        </w:rPr>
+        <w:t xml:space="preserve"> minutes and </w:t>
+      </w:r>
+      <w:r>
+        <w:rPr>
+          <w:color w:val="E97132" w:themeColor="accent2"/>
+        </w:rPr>
+        <w:t>1</w:t>
+      </w:r>
+      <w:r>
+        <w:rPr>
+          <w:color w:val="E97132" w:themeColor="accent2"/>
+        </w:rPr>
+        <w:t>1</w:t>
+      </w:r>
+      <w:r>
+        <w:rPr>
+          <w:color w:val="E97132" w:themeColor="accent2"/>
+        </w:rPr>
+        <w:t xml:space="preserve"> seconds</w:t>
+      </w:r>
+      <w:r>
+        <w:rPr>
+          <w:color w:val="000000" w:themeColor="text1"/>
+        </w:rPr>
+        <w:t xml:space="preserve">. </w:t>
+      </w:r>
+      <w:r>
+        <w:rPr>
+          <w:color w:val="000000" w:themeColor="text1"/>
+        </w:rPr>
+        <w:t xml:space="preserve">During incidents of </w:t>
+      </w:r>
+      <w:r>
+        <w:rPr>
+          <w:color w:val="00B050"/>
+        </w:rPr>
+        <w:t>brush fires, auto fires or transit system fires</w:t>
+      </w:r>
+      <w:r>
+        <w:rPr>
+          <w:color w:val="000000" w:themeColor="text1"/>
+        </w:rPr>
+        <w:t xml:space="preserve">, it takes around </w:t>
+      </w:r>
+      <w:r>
+        <w:rPr>
+          <w:color w:val="00B050"/>
+        </w:rPr>
+        <w:t>5</w:t>
+      </w:r>
+      <w:r>
+        <w:rPr>
+          <w:color w:val="00B050"/>
+          <w:u w:val="single"/>
+        </w:rPr>
+        <w:t xml:space="preserve"> </w:t>
+      </w:r>
+      <w:r>
+        <w:rPr>
+          <w:color w:val="00B050"/>
+        </w:rPr>
+        <w:t xml:space="preserve">minutes and </w:t>
+      </w:r>
+      <w:r>
+        <w:rPr>
+          <w:color w:val="00B050"/>
+        </w:rPr>
+        <w:t>53</w:t>
+      </w:r>
+      <w:r>
+        <w:rPr>
+          <w:color w:val="00B050"/>
+        </w:rPr>
+        <w:t xml:space="preserve"> seconds</w:t>
+      </w:r>
+      <w:r>
+        <w:rPr>
+          <w:color w:val="000000" w:themeColor="text1"/>
+        </w:rPr>
+        <w:t xml:space="preserve">. Majority of the fire units to any kind of fire emergency in </w:t>
+      </w:r>
+      <w:r>
+        <w:t>Staten Island</w:t>
+      </w:r>
+      <w:r>
+        <w:rPr>
+          <w:color w:val="000000" w:themeColor="text1"/>
+        </w:rPr>
+        <w:t xml:space="preserve"> take between 5-10 minutes. </w:t>
+      </w:r>
     </w:p>
     <w:p>
       <w:pPr>
@@ -2035,7 +2430,6 @@
                 <w:rFonts w:ascii="Helvetica Neue" w:hAnsi="Helvetica Neue"/>
                 <w:color w:val="333333"/>
               </w:rPr>
-              <w:lastRenderedPageBreak/>
               <w:t>Structural Fires</w:t>
             </w:r>
           </w:p>

--- a/final-project/Process.docx
+++ b/final-project/Process.docx
@@ -4,6 +4,15 @@
   <w:body>
     <w:p>
       <w:r>
+        <w:t xml:space="preserve">Based on </w:t>
+      </w:r>
+      <w:r>
+        <w:t>response times from Jan to March 2025</w:t>
+      </w:r>
+    </w:p>
+    <w:p/>
+    <w:p>
+      <w:r>
         <w:t xml:space="preserve">If viewer chooses ‘All boroughs’: provide aggregate numbers </w:t>
       </w:r>
     </w:p>
@@ -336,7 +345,19 @@
         <w:rPr>
           <w:color w:val="000000" w:themeColor="text1"/>
         </w:rPr>
-        <w:t xml:space="preserve">). Majority of the fire units to any kind of fire emergency in Manhattan between 5-10 minutes. </w:t>
+        <w:t xml:space="preserve">). Majority of the fire units to any kind of fire emergency in Manhattan </w:t>
+      </w:r>
+      <w:r>
+        <w:rPr>
+          <w:color w:val="000000" w:themeColor="text1"/>
+        </w:rPr>
+        <w:t xml:space="preserve">take </w:t>
+      </w:r>
+      <w:r>
+        <w:rPr>
+          <w:color w:val="000000" w:themeColor="text1"/>
+        </w:rPr>
+        <w:t xml:space="preserve">between 5-10 minutes. </w:t>
       </w:r>
     </w:p>
     <w:p>
@@ -384,6 +405,7 @@
         <w:rPr>
           <w:color w:val="000000" w:themeColor="text1"/>
         </w:rPr>
+        <w:lastRenderedPageBreak/>
         <w:t>Agg-</w:t>
       </w:r>
     </w:p>
@@ -394,7 +416,6 @@
         </w:rPr>
       </w:pPr>
       <w:r>
-        <w:lastRenderedPageBreak/>
         <w:t xml:space="preserve">On average, it takes fire units and ambulances </w:t>
       </w:r>
       <w:r>
@@ -1347,7 +1368,6 @@
         <w:rPr>
           <w:color w:val="000000" w:themeColor="text1"/>
         </w:rPr>
-        <w:lastRenderedPageBreak/>
         <w:t>EMS-</w:t>
       </w:r>
     </w:p>
@@ -2482,6 +2502,44 @@
     </w:sectPr>
   </w:body>
 </w:document>
+</file>
+
+<file path=word/endnotes.xml><?xml version="1.0" encoding="utf-8"?>
+<w:endnotes xmlns:wpc="http://schemas.microsoft.com/office/word/2010/wordprocessingCanvas" xmlns:cx="http://schemas.microsoft.com/office/drawing/2014/chartex" xmlns:cx1="http://schemas.microsoft.com/office/drawing/2015/9/8/chartex" xmlns:cx2="http://schemas.microsoft.com/office/drawing/2015/10/21/chartex" xmlns:cx3="http://schemas.microsoft.com/office/drawing/2016/5/9/chartex" xmlns:cx4="http://schemas.microsoft.com/office/drawing/2016/5/10/chartex" xmlns:cx5="http://schemas.microsoft.com/office/drawing/2016/5/11/chartex" xmlns:cx6="http://schemas.microsoft.com/office/drawing/2016/5/12/chartex" xmlns:cx7="http://schemas.microsoft.com/office/drawing/2016/5/13/chartex" xmlns:cx8="http://schemas.microsoft.com/office/drawing/2016/5/14/chartex" xmlns:mc="http://schemas.openxmlformats.org/markup-compatibility/2006" xmlns:aink="http://schemas.microsoft.com/office/drawing/2016/ink" xmlns:am3d="http://schemas.microsoft.com/office/drawing/2017/model3d" xmlns:o="urn:schemas-microsoft-com:office:office" xmlns:oel="http://schemas.microsoft.com/office/2019/extlst" xmlns:r="http://schemas.openxmlformats.org/officeDocument/2006/relationships" xmlns:m="http://schemas.openxmlformats.org/officeDocument/2006/math" xmlns:v="urn:schemas-microsoft-com:vml" xmlns:wp14="http://schemas.microsoft.com/office/word/2010/wordprocessingDrawing" xmlns:wp="http://schemas.openxmlformats.org/drawingml/2006/wordprocessingDrawing" xmlns:w10="urn:schemas-microsoft-com:office:word" xmlns:w="http://schemas.openxmlformats.org/wordprocessingml/2006/main" xmlns:w14="http://schemas.microsoft.com/office/word/2010/wordml" xmlns:w15="http://schemas.microsoft.com/office/word/2012/wordml" xmlns:w16cex="http://schemas.microsoft.com/office/word/2018/wordml/cex" xmlns:w16cid="http://schemas.microsoft.com/office/word/2016/wordml/cid" xmlns:w16="http://schemas.microsoft.com/office/word/2018/wordml" xmlns:w16du="http://schemas.microsoft.com/office/word/2023/wordml/word16du" xmlns:w16sdtdh="http://schemas.microsoft.com/office/word/2020/wordml/sdtdatahash" xmlns:w16se="http://schemas.microsoft.com/office/word/2015/wordml/symex" xmlns:wpg="http://schemas.microsoft.com/office/word/2010/wordprocessingGroup" xmlns:wpi="http://schemas.microsoft.com/office/word/2010/wordprocessingInk" xmlns:wne="http://schemas.microsoft.com/office/word/2006/wordml" xmlns:wps="http://schemas.microsoft.com/office/word/2010/wordprocessingShape" mc:Ignorable="w14 w15 w16se w16cid w16 w16cex w16sdtdh w16du wp14">
+  <w:endnote w:type="separator" w:id="-1">
+    <w:p>
+      <w:r>
+        <w:separator/>
+      </w:r>
+    </w:p>
+  </w:endnote>
+  <w:endnote w:type="continuationSeparator" w:id="0">
+    <w:p>
+      <w:r>
+        <w:continuationSeparator/>
+      </w:r>
+    </w:p>
+  </w:endnote>
+</w:endnotes>
+</file>
+
+<file path=word/footnotes.xml><?xml version="1.0" encoding="utf-8"?>
+<w:footnotes xmlns:wpc="http://schemas.microsoft.com/office/word/2010/wordprocessingCanvas" xmlns:cx="http://schemas.microsoft.com/office/drawing/2014/chartex" xmlns:cx1="http://schemas.microsoft.com/office/drawing/2015/9/8/chartex" xmlns:cx2="http://schemas.microsoft.com/office/drawing/2015/10/21/chartex" xmlns:cx3="http://schemas.microsoft.com/office/drawing/2016/5/9/chartex" xmlns:cx4="http://schemas.microsoft.com/office/drawing/2016/5/10/chartex" xmlns:cx5="http://schemas.microsoft.com/office/drawing/2016/5/11/chartex" xmlns:cx6="http://schemas.microsoft.com/office/drawing/2016/5/12/chartex" xmlns:cx7="http://schemas.microsoft.com/office/drawing/2016/5/13/chartex" xmlns:cx8="http://schemas.microsoft.com/office/drawing/2016/5/14/chartex" xmlns:mc="http://schemas.openxmlformats.org/markup-compatibility/2006" xmlns:aink="http://schemas.microsoft.com/office/drawing/2016/ink" xmlns:am3d="http://schemas.microsoft.com/office/drawing/2017/model3d" xmlns:o="urn:schemas-microsoft-com:office:office" xmlns:oel="http://schemas.microsoft.com/office/2019/extlst" xmlns:r="http://schemas.openxmlformats.org/officeDocument/2006/relationships" xmlns:m="http://schemas.openxmlformats.org/officeDocument/2006/math" xmlns:v="urn:schemas-microsoft-com:vml" xmlns:wp14="http://schemas.microsoft.com/office/word/2010/wordprocessingDrawing" xmlns:wp="http://schemas.openxmlformats.org/drawingml/2006/wordprocessingDrawing" xmlns:w10="urn:schemas-microsoft-com:office:word" xmlns:w="http://schemas.openxmlformats.org/wordprocessingml/2006/main" xmlns:w14="http://schemas.microsoft.com/office/word/2010/wordml" xmlns:w15="http://schemas.microsoft.com/office/word/2012/wordml" xmlns:w16cex="http://schemas.microsoft.com/office/word/2018/wordml/cex" xmlns:w16cid="http://schemas.microsoft.com/office/word/2016/wordml/cid" xmlns:w16="http://schemas.microsoft.com/office/word/2018/wordml" xmlns:w16du="http://schemas.microsoft.com/office/word/2023/wordml/word16du" xmlns:w16sdtdh="http://schemas.microsoft.com/office/word/2020/wordml/sdtdatahash" xmlns:w16se="http://schemas.microsoft.com/office/word/2015/wordml/symex" xmlns:wpg="http://schemas.microsoft.com/office/word/2010/wordprocessingGroup" xmlns:wpi="http://schemas.microsoft.com/office/word/2010/wordprocessingInk" xmlns:wne="http://schemas.microsoft.com/office/word/2006/wordml" xmlns:wps="http://schemas.microsoft.com/office/word/2010/wordprocessingShape" mc:Ignorable="w14 w15 w16se w16cid w16 w16cex w16sdtdh w16du wp14">
+  <w:footnote w:type="separator" w:id="-1">
+    <w:p>
+      <w:r>
+        <w:separator/>
+      </w:r>
+    </w:p>
+  </w:footnote>
+  <w:footnote w:type="continuationSeparator" w:id="0">
+    <w:p>
+      <w:r>
+        <w:continuationSeparator/>
+      </w:r>
+    </w:p>
+  </w:footnote>
+</w:footnotes>
 </file>
 
 <file path=word/numbering.xml><?xml version="1.0" encoding="utf-8"?>
@@ -3553,6 +3611,58 @@
       <w:spacing w:val="5"/>
     </w:rPr>
   </w:style>
+  <w:style w:type="paragraph" w:styleId="Header">
+    <w:name w:val="header"/>
+    <w:basedOn w:val="Normal"/>
+    <w:link w:val="HeaderChar"/>
+    <w:uiPriority w:val="99"/>
+    <w:unhideWhenUsed/>
+    <w:rsid w:val="009540A3"/>
+    <w:pPr>
+      <w:tabs>
+        <w:tab w:val="center" w:pos="4680"/>
+        <w:tab w:val="right" w:pos="9360"/>
+      </w:tabs>
+    </w:pPr>
+  </w:style>
+  <w:style w:type="character" w:customStyle="1" w:styleId="HeaderChar">
+    <w:name w:val="Header Char"/>
+    <w:basedOn w:val="DefaultParagraphFont"/>
+    <w:link w:val="Header"/>
+    <w:uiPriority w:val="99"/>
+    <w:rsid w:val="009540A3"/>
+    <w:rPr>
+      <w:rFonts w:ascii="Times New Roman" w:eastAsia="Times New Roman" w:hAnsi="Times New Roman" w:cs="Times New Roman"/>
+      <w:kern w:val="0"/>
+      <w14:ligatures w14:val="none"/>
+    </w:rPr>
+  </w:style>
+  <w:style w:type="paragraph" w:styleId="Footer">
+    <w:name w:val="footer"/>
+    <w:basedOn w:val="Normal"/>
+    <w:link w:val="FooterChar"/>
+    <w:uiPriority w:val="99"/>
+    <w:unhideWhenUsed/>
+    <w:rsid w:val="009540A3"/>
+    <w:pPr>
+      <w:tabs>
+        <w:tab w:val="center" w:pos="4680"/>
+        <w:tab w:val="right" w:pos="9360"/>
+      </w:tabs>
+    </w:pPr>
+  </w:style>
+  <w:style w:type="character" w:customStyle="1" w:styleId="FooterChar">
+    <w:name w:val="Footer Char"/>
+    <w:basedOn w:val="DefaultParagraphFont"/>
+    <w:link w:val="Footer"/>
+    <w:uiPriority w:val="99"/>
+    <w:rsid w:val="009540A3"/>
+    <w:rPr>
+      <w:rFonts w:ascii="Times New Roman" w:eastAsia="Times New Roman" w:hAnsi="Times New Roman" w:cs="Times New Roman"/>
+      <w:kern w:val="0"/>
+      <w14:ligatures w14:val="none"/>
+    </w:rPr>
+  </w:style>
 </w:styles>
 </file>
 

--- a/final-project/Process.docx
+++ b/final-project/Process.docx
@@ -2,60 +2,100 @@
 <file path=word/document.xml><?xml version="1.0" encoding="utf-8"?>
 <w:document xmlns:wpc="http://schemas.microsoft.com/office/word/2010/wordprocessingCanvas" xmlns:cx="http://schemas.microsoft.com/office/drawing/2014/chartex" xmlns:cx1="http://schemas.microsoft.com/office/drawing/2015/9/8/chartex" xmlns:cx2="http://schemas.microsoft.com/office/drawing/2015/10/21/chartex" xmlns:cx3="http://schemas.microsoft.com/office/drawing/2016/5/9/chartex" xmlns:cx4="http://schemas.microsoft.com/office/drawing/2016/5/10/chartex" xmlns:cx5="http://schemas.microsoft.com/office/drawing/2016/5/11/chartex" xmlns:cx6="http://schemas.microsoft.com/office/drawing/2016/5/12/chartex" xmlns:cx7="http://schemas.microsoft.com/office/drawing/2016/5/13/chartex" xmlns:cx8="http://schemas.microsoft.com/office/drawing/2016/5/14/chartex" xmlns:mc="http://schemas.openxmlformats.org/markup-compatibility/2006" xmlns:aink="http://schemas.microsoft.com/office/drawing/2016/ink" xmlns:am3d="http://schemas.microsoft.com/office/drawing/2017/model3d" xmlns:o="urn:schemas-microsoft-com:office:office" xmlns:oel="http://schemas.microsoft.com/office/2019/extlst" xmlns:r="http://schemas.openxmlformats.org/officeDocument/2006/relationships" xmlns:m="http://schemas.openxmlformats.org/officeDocument/2006/math" xmlns:v="urn:schemas-microsoft-com:vml" xmlns:wp14="http://schemas.microsoft.com/office/word/2010/wordprocessingDrawing" xmlns:wp="http://schemas.openxmlformats.org/drawingml/2006/wordprocessingDrawing" xmlns:w10="urn:schemas-microsoft-com:office:word" xmlns:w="http://schemas.openxmlformats.org/wordprocessingml/2006/main" xmlns:w14="http://schemas.microsoft.com/office/word/2010/wordml" xmlns:w15="http://schemas.microsoft.com/office/word/2012/wordml" xmlns:w16cex="http://schemas.microsoft.com/office/word/2018/wordml/cex" xmlns:w16cid="http://schemas.microsoft.com/office/word/2016/wordml/cid" xmlns:w16="http://schemas.microsoft.com/office/word/2018/wordml" xmlns:w16du="http://schemas.microsoft.com/office/word/2023/wordml/word16du" xmlns:w16sdtdh="http://schemas.microsoft.com/office/word/2020/wordml/sdtdatahash" xmlns:w16se="http://schemas.microsoft.com/office/word/2015/wordml/symex" xmlns:wpg="http://schemas.microsoft.com/office/word/2010/wordprocessingGroup" xmlns:wpi="http://schemas.microsoft.com/office/word/2010/wordprocessingInk" xmlns:wne="http://schemas.microsoft.com/office/word/2006/wordml" xmlns:wps="http://schemas.microsoft.com/office/word/2010/wordprocessingShape" mc:Ignorable="w14 w15 w16se w16cid w16 w16cex w16sdtdh w16du wp14">
   <w:body>
-    <w:p>
-      <w:r>
-        <w:t xml:space="preserve">Based on </w:t>
-      </w:r>
-      <w:r>
-        <w:t>response times from Jan to March 2025</w:t>
-      </w:r>
-    </w:p>
-    <w:p/>
-    <w:p>
-      <w:r>
-        <w:t xml:space="preserve">If viewer chooses ‘All boroughs’: provide aggregate numbers </w:t>
-      </w:r>
-    </w:p>
-    <w:p/>
-    <w:p>
-      <w:r>
-        <w:t>Manhattan</w:t>
-      </w:r>
-      <w:r>
-        <w:t xml:space="preserve">: 10-11 minutes </w:t>
-      </w:r>
-    </w:p>
-    <w:p>
-      <w:r>
-        <w:t>Brooklyn</w:t>
-      </w:r>
-      <w:r>
-        <w:t>: 9-10 minutes</w:t>
-      </w:r>
-    </w:p>
-    <w:p>
-      <w:r>
-        <w:t xml:space="preserve">Queens: 10 minutes </w:t>
-      </w:r>
-    </w:p>
-    <w:p>
-      <w:r>
-        <w:t xml:space="preserve">SI: 9 minutes </w:t>
-      </w:r>
-    </w:p>
-    <w:p>
-      <w:r>
-        <w:t xml:space="preserve">Bronx: 11 minutes 23 seconds – 14 minutes 33 seconds </w:t>
-      </w:r>
-    </w:p>
-    <w:p/>
-    <w:p>
-      <w:r>
-        <w:t xml:space="preserve">On average, it takes fire units and ambulances 9-11 minutes in most all boroughs in New York City to respond to life-threatening medical emergencies, except the Bronx where the response times can be longer, as high as 14 minutes and 33 seconds as was recorded in March 2025. </w:t>
-      </w:r>
-    </w:p>
     <w:p/>
     <w:p/>
+    <w:p/>
+    <w:p/>
+    <w:p/>
+    <w:p>
+      <w:r>
+        <w:t>Stuff to add-</w:t>
+      </w:r>
+    </w:p>
+    <w:p>
+      <w:pPr>
+        <w:pStyle w:val="ListParagraph"/>
+        <w:numPr>
+          <w:ilvl w:val="0"/>
+          <w:numId w:val="2"/>
+        </w:numPr>
+      </w:pPr>
+      <w:r>
+        <w:t>Change styles/colors</w:t>
+      </w:r>
+    </w:p>
+    <w:p>
+      <w:pPr>
+        <w:pStyle w:val="ListParagraph"/>
+        <w:numPr>
+          <w:ilvl w:val="0"/>
+          <w:numId w:val="2"/>
+        </w:numPr>
+      </w:pPr>
+      <w:r>
+        <w:t>Add siren light image/</w:t>
+      </w:r>
+    </w:p>
+    <w:p/>
+    <w:p/>
+    <w:p/>
+    <w:p/>
+    <w:p/>
+    <w:p/>
+    <w:p>
+      <w:r>
+        <w:t xml:space="preserve">Based on </w:t>
+      </w:r>
+      <w:r>
+        <w:t>response times from Jan to March 2025</w:t>
+      </w:r>
+    </w:p>
+    <w:p/>
+    <w:p>
+      <w:r>
+        <w:t xml:space="preserve">If viewer chooses ‘All boroughs’: provide aggregate numbers </w:t>
+      </w:r>
+    </w:p>
+    <w:p/>
+    <w:p>
+      <w:r>
+        <w:t>Manhattan</w:t>
+      </w:r>
+      <w:r>
+        <w:t xml:space="preserve">: 10-11 minutes </w:t>
+      </w:r>
+    </w:p>
+    <w:p>
+      <w:r>
+        <w:t>Brooklyn</w:t>
+      </w:r>
+      <w:r>
+        <w:t>: 9-10 minutes</w:t>
+      </w:r>
+    </w:p>
+    <w:p>
+      <w:r>
+        <w:t xml:space="preserve">Queens: 10 minutes </w:t>
+      </w:r>
+    </w:p>
+    <w:p>
+      <w:r>
+        <w:t xml:space="preserve">SI: 9 minutes </w:t>
+      </w:r>
+    </w:p>
+    <w:p>
+      <w:r>
+        <w:t xml:space="preserve">Bronx: 11 minutes 23 seconds – 14 minutes 33 seconds </w:t>
+      </w:r>
+    </w:p>
+    <w:p/>
+    <w:p>
+      <w:r>
+        <w:t xml:space="preserve">On average, it takes fire units and ambulances 9-11 minutes in most all boroughs in New York City to respond to life-threatening medical emergencies, except the Bronx where the response times can be longer, as high as 14 minutes and 33 seconds as was recorded in March 2025. </w:t>
+      </w:r>
+    </w:p>
+    <w:p/>
+    <w:p/>
     <w:p>
       <w:r>
         <w:rPr>
@@ -154,80 +194,59 @@
       </w:r>
       <w:proofErr w:type="spellEnd"/>
       <w:r>
-        <w:t>- make ‘</w:t>
-      </w:r>
-      <w:r>
+        <w:t>- make ‘life threatening medical emergencies’ and ‘11 minutes and 22 seconds’ the same color. – will this make for easy easier reading?)</w:t>
+      </w:r>
+    </w:p>
+    <w:p/>
+    <w:p>
+      <w:proofErr w:type="spellStart"/>
+      <w:r>
+        <w:t>Fdny</w:t>
+      </w:r>
+      <w:proofErr w:type="spellEnd"/>
+      <w:r>
+        <w:t>-</w:t>
+      </w:r>
+    </w:p>
+    <w:p/>
+    <w:p>
+      <w:pPr>
+        <w:rPr>
+          <w:color w:val="000000" w:themeColor="text1"/>
+        </w:rPr>
+      </w:pPr>
+      <w:r>
+        <w:t xml:space="preserve">It takes fire unites in Manhattan an average of </w:t>
+      </w:r>
+      <w:r>
+        <w:rPr>
+          <w:color w:val="FF0000"/>
+        </w:rPr>
+        <w:t xml:space="preserve">10 minutes and 9 seconds </w:t>
+      </w:r>
+      <w:r>
+        <w:t xml:space="preserve">to reach </w:t>
+      </w:r>
+      <w:r>
+        <w:rPr>
+          <w:color w:val="FF0000"/>
+        </w:rPr>
         <w:t>life threatening medical emergencies</w:t>
       </w:r>
       <w:r>
-        <w:t>’ and ‘</w:t>
-      </w:r>
-      <w:r>
-        <w:t>11 minutes and 22 seconds</w:t>
-      </w:r>
-      <w:r>
-        <w:t>’ the same color. – will this make for easy easier reading?)</w:t>
-      </w:r>
-    </w:p>
-    <w:p/>
-    <w:p>
-      <w:proofErr w:type="spellStart"/>
-      <w:r>
-        <w:t>Fdny</w:t>
-      </w:r>
-      <w:proofErr w:type="spellEnd"/>
-      <w:r>
-        <w:t>-</w:t>
-      </w:r>
-    </w:p>
-    <w:p/>
-    <w:p>
-      <w:pPr>
-        <w:rPr>
-          <w:color w:val="000000" w:themeColor="text1"/>
-        </w:rPr>
-      </w:pPr>
-      <w:r>
-        <w:t xml:space="preserve">It takes </w:t>
-      </w:r>
-      <w:r>
-        <w:t>fire unites</w:t>
-      </w:r>
-      <w:r>
-        <w:t xml:space="preserve"> in Manhattan an average of</w:t>
-      </w:r>
-      <w:r>
+        <w:rPr>
+          <w:color w:val="000000" w:themeColor="text1"/>
+        </w:rPr>
+        <w:t>.</w:t>
+      </w:r>
+      <w:r>
+        <w:rPr>
+          <w:color w:val="000000" w:themeColor="text1"/>
+        </w:rPr>
         <w:t xml:space="preserve"> </w:t>
       </w:r>
       <w:r>
         <w:rPr>
-          <w:color w:val="FF0000"/>
-        </w:rPr>
-        <w:t xml:space="preserve">10 minutes and 9 seconds </w:t>
-      </w:r>
-      <w:r>
-        <w:t xml:space="preserve">to reach </w:t>
-      </w:r>
-      <w:r>
-        <w:rPr>
-          <w:color w:val="FF0000"/>
-        </w:rPr>
-        <w:t>life threatening medical emergencies</w:t>
-      </w:r>
-      <w:r>
-        <w:rPr>
-          <w:color w:val="000000" w:themeColor="text1"/>
-        </w:rPr>
-        <w:t>.</w:t>
-      </w:r>
-      <w:r>
-        <w:rPr>
-          <w:color w:val="000000" w:themeColor="text1"/>
-        </w:rPr>
-        <w:t xml:space="preserve"> </w:t>
-      </w:r>
-      <w:r>
-        <w:rPr>
           <w:color w:val="000000" w:themeColor="text1"/>
         </w:rPr>
         <w:t xml:space="preserve">For non-fire emergencies, it takes an average of 10 minutes and 36 seconds. In case of </w:t>
@@ -236,31 +255,7 @@
         <w:rPr>
           <w:color w:val="E97132" w:themeColor="accent2"/>
         </w:rPr>
-        <w:t>fires in c</w:t>
-      </w:r>
-      <w:r>
-        <w:rPr>
-          <w:color w:val="E97132" w:themeColor="accent2"/>
-        </w:rPr>
-        <w:t>ommercial, residential, public</w:t>
-      </w:r>
-      <w:r>
-        <w:rPr>
-          <w:color w:val="E97132" w:themeColor="accent2"/>
-        </w:rPr>
-        <w:t xml:space="preserve"> or</w:t>
-      </w:r>
-      <w:r>
-        <w:rPr>
-          <w:color w:val="E97132" w:themeColor="accent2"/>
-        </w:rPr>
-        <w:t xml:space="preserve"> vacant building</w:t>
-      </w:r>
-      <w:r>
-        <w:rPr>
-          <w:color w:val="E97132" w:themeColor="accent2"/>
-        </w:rPr>
-        <w:t>s</w:t>
+        <w:t>fires in commercial, residential, public or vacant buildings</w:t>
       </w:r>
       <w:r>
         <w:rPr>
@@ -405,7 +400,6 @@
         <w:rPr>
           <w:color w:val="000000" w:themeColor="text1"/>
         </w:rPr>
-        <w:lastRenderedPageBreak/>
         <w:t>Agg-</w:t>
       </w:r>
     </w:p>
@@ -422,22 +416,10 @@
         <w:rPr>
           <w:color w:val="000000" w:themeColor="text1"/>
         </w:rPr>
-        <w:t>9 minutes and 47 seconds</w:t>
-      </w:r>
-      <w:r>
-        <w:rPr>
-          <w:color w:val="000000" w:themeColor="text1"/>
-        </w:rPr>
-        <w:t xml:space="preserve"> </w:t>
-      </w:r>
-      <w:r>
-        <w:t xml:space="preserve">to respond to life-threatening medical emergencies in </w:t>
-      </w:r>
-      <w:r>
-        <w:t>Brooklyn</w:t>
-      </w:r>
-      <w:r>
-        <w:t xml:space="preserve">. </w:t>
+        <w:t xml:space="preserve">9 minutes and 47 seconds </w:t>
+      </w:r>
+      <w:r>
+        <w:t xml:space="preserve">to respond to life-threatening medical emergencies in Brooklyn. </w:t>
       </w:r>
     </w:p>
     <w:p>
@@ -469,13 +451,7 @@
     </w:p>
     <w:p>
       <w:r>
-        <w:t xml:space="preserve">It takes ambulances in </w:t>
-      </w:r>
-      <w:r>
-        <w:t>Brooklyn</w:t>
-      </w:r>
-      <w:r>
-        <w:t xml:space="preserve"> an average of </w:t>
+        <w:t xml:space="preserve">It takes ambulances in Brooklyn an average of </w:t>
       </w:r>
       <w:r>
         <w:rPr>
@@ -875,10 +851,7 @@
         <w:t xml:space="preserve">10 minutes and 17 seconds </w:t>
       </w:r>
       <w:r>
-        <w:t>to respond to life-threatening medical emergencies in</w:t>
-      </w:r>
-      <w:r>
-        <w:t xml:space="preserve"> Queens. </w:t>
+        <w:t xml:space="preserve">to respond to life-threatening medical emergencies in Queens. </w:t>
       </w:r>
     </w:p>
     <w:p>
@@ -903,13 +876,7 @@
     </w:p>
     <w:p>
       <w:r>
-        <w:t>It takes ambulances in Queens</w:t>
-      </w:r>
-      <w:r>
-        <w:t xml:space="preserve"> </w:t>
-      </w:r>
-      <w:r>
-        <w:t xml:space="preserve">an average of </w:t>
+        <w:t xml:space="preserve">It takes ambulances in Queens an average of </w:t>
       </w:r>
       <w:r>
         <w:rPr>
@@ -1053,13 +1020,7 @@
         </w:rPr>
       </w:pPr>
       <w:r>
-        <w:t>It takes fire unites in Queens</w:t>
-      </w:r>
-      <w:r>
-        <w:t xml:space="preserve"> </w:t>
-      </w:r>
-      <w:r>
-        <w:t xml:space="preserve">an average of </w:t>
+        <w:t xml:space="preserve">It takes fire unites in Queens an average of </w:t>
       </w:r>
       <w:r>
         <w:rPr>
@@ -1098,31 +1059,7 @@
         <w:rPr>
           <w:color w:val="000000" w:themeColor="text1"/>
         </w:rPr>
-        <w:t xml:space="preserve"> For non-fire emergencies, it takes an average of </w:t>
-      </w:r>
-      <w:r>
-        <w:rPr>
-          <w:color w:val="000000" w:themeColor="text1"/>
-        </w:rPr>
-        <w:t>10</w:t>
-      </w:r>
-      <w:r>
-        <w:rPr>
-          <w:color w:val="000000" w:themeColor="text1"/>
-        </w:rPr>
-        <w:t xml:space="preserve"> minutes and </w:t>
-      </w:r>
-      <w:r>
-        <w:rPr>
-          <w:color w:val="000000" w:themeColor="text1"/>
-        </w:rPr>
-        <w:t>38</w:t>
-      </w:r>
-      <w:r>
-        <w:rPr>
-          <w:color w:val="000000" w:themeColor="text1"/>
-        </w:rPr>
-        <w:t xml:space="preserve"> seconds. In case of </w:t>
+        <w:t xml:space="preserve"> For non-fire emergencies, it takes an average of 10 minutes and 38 seconds. In case of </w:t>
       </w:r>
       <w:r>
         <w:rPr>
@@ -1222,447 +1159,342 @@
         <w:rPr>
           <w:color w:val="000000" w:themeColor="text1"/>
         </w:rPr>
+        <w:t xml:space="preserve"> take between 5-10 minutes. </w:t>
+      </w:r>
+    </w:p>
+    <w:p>
+      <w:pPr>
+        <w:rPr>
+          <w:color w:val="000000" w:themeColor="text1"/>
+        </w:rPr>
+      </w:pPr>
+    </w:p>
+    <w:p>
+      <w:pPr>
+        <w:rPr>
+          <w:color w:val="000000" w:themeColor="text1"/>
+        </w:rPr>
+      </w:pPr>
+      <w:r>
+        <w:rPr>
+          <w:color w:val="000000" w:themeColor="text1"/>
+          <w:highlight w:val="yellow"/>
+        </w:rPr>
+        <w:t>Bronx:</w:t>
+      </w:r>
+    </w:p>
+    <w:p>
+      <w:pPr>
+        <w:rPr>
+          <w:color w:val="000000" w:themeColor="text1"/>
+        </w:rPr>
+      </w:pPr>
+    </w:p>
+    <w:p>
+      <w:pPr>
+        <w:rPr>
+          <w:color w:val="000000" w:themeColor="text1"/>
+        </w:rPr>
+      </w:pPr>
+      <w:r>
+        <w:rPr>
+          <w:color w:val="000000" w:themeColor="text1"/>
+        </w:rPr>
+        <w:t>Agg-</w:t>
+      </w:r>
+    </w:p>
+    <w:p>
+      <w:pPr>
+        <w:rPr>
+          <w:color w:val="000000" w:themeColor="text1"/>
+        </w:rPr>
+      </w:pPr>
+      <w:r>
+        <w:t xml:space="preserve">On average, it takes fire units and ambulances </w:t>
+      </w:r>
+      <w:r>
+        <w:rPr>
+          <w:color w:val="000000" w:themeColor="text1"/>
+        </w:rPr>
+        <w:t xml:space="preserve">13 minutes and 12 seconds </w:t>
+      </w:r>
+      <w:r>
+        <w:t xml:space="preserve">to respond to life-threatening medical emergencies in </w:t>
+      </w:r>
+      <w:r>
+        <w:t>the Bronx</w:t>
+      </w:r>
+      <w:r>
+        <w:t xml:space="preserve">. </w:t>
+      </w:r>
+    </w:p>
+    <w:p>
+      <w:pPr>
+        <w:rPr>
+          <w:color w:val="000000" w:themeColor="text1"/>
+        </w:rPr>
+      </w:pPr>
+    </w:p>
+    <w:p>
+      <w:pPr>
+        <w:rPr>
+          <w:color w:val="000000" w:themeColor="text1"/>
+        </w:rPr>
+      </w:pPr>
+      <w:r>
+        <w:rPr>
+          <w:color w:val="000000" w:themeColor="text1"/>
+        </w:rPr>
+        <w:t>EMS-</w:t>
+      </w:r>
+    </w:p>
+    <w:p>
+      <w:r>
+        <w:t xml:space="preserve">It takes ambulances in </w:t>
+      </w:r>
+      <w:r>
+        <w:t xml:space="preserve">the Bronx </w:t>
+      </w:r>
+      <w:r>
+        <w:t xml:space="preserve">an average of </w:t>
+      </w:r>
+      <w:r>
+        <w:rPr>
+          <w:color w:val="FF0000"/>
+        </w:rPr>
+        <w:t>1</w:t>
+      </w:r>
+      <w:r>
+        <w:rPr>
+          <w:color w:val="FF0000"/>
+        </w:rPr>
+        <w:t>3</w:t>
+      </w:r>
+      <w:r>
+        <w:rPr>
+          <w:color w:val="FF0000"/>
+        </w:rPr>
+        <w:t xml:space="preserve"> minutes and </w:t>
+      </w:r>
+      <w:r>
+        <w:rPr>
+          <w:color w:val="FF0000"/>
+        </w:rPr>
+        <w:t>28</w:t>
+      </w:r>
+      <w:r>
+        <w:rPr>
+          <w:color w:val="FF0000"/>
+        </w:rPr>
+        <w:t xml:space="preserve"> seconds </w:t>
+      </w:r>
+      <w:r>
+        <w:t xml:space="preserve">to reach </w:t>
+      </w:r>
+      <w:r>
+        <w:rPr>
+          <w:color w:val="FF0000"/>
+        </w:rPr>
+        <w:t>life threatening medical emergencies</w:t>
+      </w:r>
+      <w:r>
+        <w:t xml:space="preserve">. In case of incidents such as </w:t>
+      </w:r>
+      <w:r>
+        <w:rPr>
+          <w:color w:val="0070C0"/>
+        </w:rPr>
+        <w:t>cardiac arrest and choking</w:t>
+      </w:r>
+      <w:r>
+        <w:t xml:space="preserve">, it takes an average </w:t>
+      </w:r>
+      <w:r>
+        <w:rPr>
+          <w:color w:val="0070C0"/>
+        </w:rPr>
+        <w:t>10</w:t>
+      </w:r>
+      <w:r>
+        <w:rPr>
+          <w:color w:val="0070C0"/>
+        </w:rPr>
+        <w:t xml:space="preserve"> minutes and </w:t>
+      </w:r>
+      <w:r>
+        <w:rPr>
+          <w:color w:val="0070C0"/>
+        </w:rPr>
+        <w:t>16</w:t>
+      </w:r>
+      <w:r>
+        <w:rPr>
+          <w:color w:val="0070C0"/>
+        </w:rPr>
+        <w:t xml:space="preserve"> seconds</w:t>
+      </w:r>
+      <w:r>
+        <w:t xml:space="preserve">. Average response time for life-threatening and non-life-threatening incidents </w:t>
+      </w:r>
+      <w:r>
+        <w:rPr>
+          <w:color w:val="3A7C22" w:themeColor="accent6" w:themeShade="BF"/>
+        </w:rPr>
+        <w:t>combined</w:t>
+      </w:r>
+      <w:r>
+        <w:t xml:space="preserve"> is </w:t>
+      </w:r>
+      <w:r>
+        <w:rPr>
+          <w:color w:val="3A7C22" w:themeColor="accent6" w:themeShade="BF"/>
+        </w:rPr>
+        <w:t>22</w:t>
+      </w:r>
+      <w:r>
+        <w:rPr>
+          <w:color w:val="3A7C22" w:themeColor="accent6" w:themeShade="BF"/>
+        </w:rPr>
         <w:t xml:space="preserve"> </w:t>
       </w:r>
       <w:r>
         <w:rPr>
-          <w:color w:val="000000" w:themeColor="text1"/>
-        </w:rPr>
-        <w:t xml:space="preserve">take </w:t>
-      </w:r>
-      <w:r>
-        <w:rPr>
-          <w:color w:val="000000" w:themeColor="text1"/>
-        </w:rPr>
-        <w:t>between</w:t>
-      </w:r>
-      <w:r>
-        <w:rPr>
-          <w:color w:val="000000" w:themeColor="text1"/>
-        </w:rPr>
-        <w:t xml:space="preserve"> 5</w:t>
-      </w:r>
-      <w:r>
-        <w:rPr>
-          <w:color w:val="000000" w:themeColor="text1"/>
-        </w:rPr>
-        <w:t>-10</w:t>
-      </w:r>
-      <w:r>
-        <w:rPr>
-          <w:color w:val="000000" w:themeColor="text1"/>
-        </w:rPr>
-        <w:t xml:space="preserve"> minutes.</w:t>
-      </w:r>
-      <w:r>
-        <w:rPr>
-          <w:color w:val="000000" w:themeColor="text1"/>
-        </w:rPr>
-        <w:t xml:space="preserve"> </w:t>
-      </w:r>
-    </w:p>
-    <w:p>
-      <w:pPr>
-        <w:rPr>
-          <w:color w:val="000000" w:themeColor="text1"/>
-        </w:rPr>
-      </w:pPr>
-    </w:p>
-    <w:p>
-      <w:pPr>
-        <w:rPr>
-          <w:color w:val="000000" w:themeColor="text1"/>
-        </w:rPr>
-      </w:pPr>
-      <w:r>
-        <w:rPr>
-          <w:color w:val="000000" w:themeColor="text1"/>
-          <w:highlight w:val="yellow"/>
-        </w:rPr>
-        <w:t>Bronx:</w:t>
-      </w:r>
-    </w:p>
-    <w:p>
-      <w:pPr>
-        <w:rPr>
-          <w:color w:val="000000" w:themeColor="text1"/>
-        </w:rPr>
-      </w:pPr>
-    </w:p>
-    <w:p>
-      <w:pPr>
-        <w:rPr>
-          <w:color w:val="000000" w:themeColor="text1"/>
-        </w:rPr>
-      </w:pPr>
-      <w:r>
-        <w:rPr>
-          <w:color w:val="000000" w:themeColor="text1"/>
-        </w:rPr>
-        <w:t>Agg-</w:t>
-      </w:r>
-    </w:p>
-    <w:p>
-      <w:pPr>
-        <w:rPr>
-          <w:color w:val="000000" w:themeColor="text1"/>
-        </w:rPr>
-      </w:pPr>
-      <w:r>
-        <w:t xml:space="preserve">On average, it takes fire units and ambulances </w:t>
-      </w:r>
-      <w:r>
-        <w:rPr>
-          <w:color w:val="000000" w:themeColor="text1"/>
-        </w:rPr>
-        <w:t>1</w:t>
-      </w:r>
-      <w:r>
-        <w:rPr>
-          <w:color w:val="000000" w:themeColor="text1"/>
-        </w:rPr>
-        <w:t>3</w:t>
-      </w:r>
-      <w:r>
-        <w:rPr>
-          <w:color w:val="000000" w:themeColor="text1"/>
-        </w:rPr>
-        <w:t xml:space="preserve"> minutes and 1</w:t>
-      </w:r>
-      <w:r>
-        <w:rPr>
-          <w:color w:val="000000" w:themeColor="text1"/>
-        </w:rPr>
-        <w:t>2</w:t>
-      </w:r>
-      <w:r>
-        <w:rPr>
-          <w:color w:val="000000" w:themeColor="text1"/>
-        </w:rPr>
-        <w:t xml:space="preserve"> seconds </w:t>
-      </w:r>
-      <w:r>
-        <w:t xml:space="preserve">to respond to life-threatening medical emergencies in </w:t>
-      </w:r>
-      <w:r>
-        <w:t>the Bronx</w:t>
-      </w:r>
-      <w:r>
-        <w:t xml:space="preserve">. </w:t>
-      </w:r>
-    </w:p>
-    <w:p>
-      <w:pPr>
-        <w:rPr>
-          <w:color w:val="000000" w:themeColor="text1"/>
-        </w:rPr>
-      </w:pPr>
-    </w:p>
-    <w:p>
-      <w:pPr>
-        <w:rPr>
-          <w:color w:val="000000" w:themeColor="text1"/>
-        </w:rPr>
-      </w:pPr>
-      <w:r>
-        <w:rPr>
-          <w:color w:val="000000" w:themeColor="text1"/>
-        </w:rPr>
-        <w:t>EMS-</w:t>
-      </w:r>
-    </w:p>
-    <w:p>
-      <w:r>
-        <w:t xml:space="preserve">It takes ambulances in </w:t>
-      </w:r>
-      <w:r>
-        <w:t>the Bronx</w:t>
-      </w:r>
-      <w:r>
-        <w:t xml:space="preserve"> </w:t>
-      </w:r>
-      <w:r>
-        <w:t xml:space="preserve">an average of </w:t>
-      </w:r>
-      <w:r>
-        <w:rPr>
-          <w:color w:val="FF0000"/>
-        </w:rPr>
-        <w:t>1</w:t>
-      </w:r>
-      <w:r>
-        <w:rPr>
-          <w:color w:val="FF0000"/>
-        </w:rPr>
-        <w:t>3</w:t>
-      </w:r>
-      <w:r>
-        <w:rPr>
-          <w:color w:val="FF0000"/>
+          <w:color w:val="3A7C22" w:themeColor="accent6" w:themeShade="BF"/>
+        </w:rPr>
+        <w:t xml:space="preserve">minutes and </w:t>
+      </w:r>
+      <w:r>
+        <w:rPr>
+          <w:color w:val="3A7C22" w:themeColor="accent6" w:themeShade="BF"/>
+        </w:rPr>
+        <w:t>20</w:t>
+      </w:r>
+      <w:r>
+        <w:rPr>
+          <w:color w:val="3A7C22" w:themeColor="accent6" w:themeShade="BF"/>
+        </w:rPr>
+        <w:t xml:space="preserve"> seconds</w:t>
+      </w:r>
+      <w:r>
+        <w:t xml:space="preserve">. Non-life-threatening emergencies include instances of drug overdose, sickness, pain etc. </w:t>
+      </w:r>
+    </w:p>
+    <w:p>
+      <w:pPr>
+        <w:rPr>
+          <w:color w:val="000000" w:themeColor="text1"/>
+        </w:rPr>
+      </w:pPr>
+    </w:p>
+    <w:p>
+      <w:pPr>
+        <w:rPr>
+          <w:color w:val="000000" w:themeColor="text1"/>
+        </w:rPr>
+      </w:pPr>
+    </w:p>
+    <w:p>
+      <w:pPr>
+        <w:rPr>
+          <w:color w:val="000000" w:themeColor="text1"/>
+        </w:rPr>
+      </w:pPr>
+      <w:r>
+        <w:rPr>
+          <w:color w:val="000000" w:themeColor="text1"/>
+        </w:rPr>
+        <w:t>FDNY-</w:t>
+      </w:r>
+    </w:p>
+    <w:p>
+      <w:pPr>
+        <w:rPr>
+          <w:color w:val="000000" w:themeColor="text1"/>
+        </w:rPr>
+      </w:pPr>
+      <w:r>
+        <w:t xml:space="preserve">It takes fire unites in the Bronx an average of </w:t>
+      </w:r>
+      <w:r>
+        <w:rPr>
+          <w:color w:val="FF0000"/>
+        </w:rPr>
+        <w:t>11</w:t>
+      </w:r>
+      <w:r>
+        <w:rPr>
+          <w:color w:val="FF0000"/>
+        </w:rPr>
+        <w:t xml:space="preserve"> minutes </w:t>
+      </w:r>
+      <w:r>
+        <w:rPr>
+          <w:color w:val="FF0000"/>
+        </w:rPr>
+        <w:t xml:space="preserve">55 seconds </w:t>
+      </w:r>
+      <w:r>
+        <w:t xml:space="preserve">to reach </w:t>
+      </w:r>
+      <w:r>
+        <w:rPr>
+          <w:color w:val="FF0000"/>
+        </w:rPr>
+        <w:t>life threatening medical emergencies</w:t>
+      </w:r>
+      <w:r>
+        <w:rPr>
+          <w:color w:val="000000" w:themeColor="text1"/>
+        </w:rPr>
+        <w:t>.</w:t>
+      </w:r>
+      <w:r>
+        <w:rPr>
+          <w:color w:val="000000" w:themeColor="text1"/>
+        </w:rPr>
+        <w:t xml:space="preserve"> For non-fire emergencies, it takes an average of 13 minutes and 13 seconds. In case of </w:t>
+      </w:r>
+      <w:r>
+        <w:rPr>
+          <w:color w:val="E97132" w:themeColor="accent2"/>
+        </w:rPr>
+        <w:t>fires in commercial, residential, public or vacant buildings</w:t>
+      </w:r>
+      <w:r>
+        <w:rPr>
+          <w:color w:val="000000" w:themeColor="text1"/>
+        </w:rPr>
+        <w:t xml:space="preserve">, it takes average of </w:t>
+      </w:r>
+      <w:r>
+        <w:rPr>
+          <w:color w:val="E97132" w:themeColor="accent2"/>
+        </w:rPr>
+        <w:t>5</w:t>
+      </w:r>
+      <w:r>
+        <w:rPr>
+          <w:color w:val="E97132" w:themeColor="accent2"/>
         </w:rPr>
         <w:t xml:space="preserve"> minutes and </w:t>
       </w:r>
       <w:r>
         <w:rPr>
-          <w:color w:val="FF0000"/>
-        </w:rPr>
-        <w:t>28</w:t>
-      </w:r>
-      <w:r>
-        <w:rPr>
-          <w:color w:val="FF0000"/>
-        </w:rPr>
-        <w:t xml:space="preserve"> seconds </w:t>
-      </w:r>
-      <w:r>
-        <w:t xml:space="preserve">to reach </w:t>
-      </w:r>
-      <w:r>
-        <w:rPr>
-          <w:color w:val="FF0000"/>
-        </w:rPr>
-        <w:t>life threatening medical emergencies</w:t>
-      </w:r>
-      <w:r>
-        <w:t xml:space="preserve">. In case of incidents such as </w:t>
-      </w:r>
-      <w:r>
-        <w:rPr>
-          <w:color w:val="0070C0"/>
-        </w:rPr>
-        <w:t>cardiac arrest and choking</w:t>
-      </w:r>
-      <w:r>
-        <w:t xml:space="preserve">, it takes an average </w:t>
-      </w:r>
-      <w:r>
-        <w:rPr>
-          <w:color w:val="0070C0"/>
-        </w:rPr>
-        <w:t>10</w:t>
-      </w:r>
-      <w:r>
-        <w:rPr>
-          <w:color w:val="0070C0"/>
-        </w:rPr>
-        <w:t xml:space="preserve"> minutes and </w:t>
-      </w:r>
-      <w:r>
-        <w:rPr>
-          <w:color w:val="0070C0"/>
-        </w:rPr>
-        <w:t>16</w:t>
-      </w:r>
-      <w:r>
-        <w:rPr>
-          <w:color w:val="0070C0"/>
+          <w:color w:val="E97132" w:themeColor="accent2"/>
+        </w:rPr>
+        <w:t>21</w:t>
+      </w:r>
+      <w:r>
+        <w:rPr>
+          <w:color w:val="E97132" w:themeColor="accent2"/>
         </w:rPr>
         <w:t xml:space="preserve"> seconds</w:t>
       </w:r>
       <w:r>
-        <w:t xml:space="preserve">. Average response time for life-threatening and non-life-threatening incidents </w:t>
-      </w:r>
-      <w:r>
-        <w:rPr>
-          <w:color w:val="3A7C22" w:themeColor="accent6" w:themeShade="BF"/>
-        </w:rPr>
-        <w:t>combined</w:t>
-      </w:r>
-      <w:r>
-        <w:t xml:space="preserve"> is </w:t>
-      </w:r>
-      <w:r>
-        <w:rPr>
-          <w:color w:val="3A7C22" w:themeColor="accent6" w:themeShade="BF"/>
-        </w:rPr>
-        <w:t>22</w:t>
-      </w:r>
-      <w:r>
-        <w:rPr>
-          <w:color w:val="3A7C22" w:themeColor="accent6" w:themeShade="BF"/>
-        </w:rPr>
-        <w:t xml:space="preserve"> </w:t>
-      </w:r>
-      <w:r>
-        <w:rPr>
-          <w:color w:val="3A7C22" w:themeColor="accent6" w:themeShade="BF"/>
-        </w:rPr>
-        <w:t xml:space="preserve">minutes and </w:t>
-      </w:r>
-      <w:r>
-        <w:rPr>
-          <w:color w:val="3A7C22" w:themeColor="accent6" w:themeShade="BF"/>
-        </w:rPr>
-        <w:t>20</w:t>
-      </w:r>
-      <w:r>
-        <w:rPr>
-          <w:color w:val="3A7C22" w:themeColor="accent6" w:themeShade="BF"/>
-        </w:rPr>
-        <w:t xml:space="preserve"> seconds</w:t>
-      </w:r>
-      <w:r>
-        <w:t xml:space="preserve">. Non-life-threatening emergencies include instances of drug overdose, sickness, pain etc. </w:t>
-      </w:r>
-    </w:p>
-    <w:p>
-      <w:pPr>
-        <w:rPr>
-          <w:color w:val="000000" w:themeColor="text1"/>
-        </w:rPr>
-      </w:pPr>
-    </w:p>
-    <w:p>
-      <w:pPr>
-        <w:rPr>
-          <w:color w:val="000000" w:themeColor="text1"/>
-        </w:rPr>
-      </w:pPr>
-    </w:p>
-    <w:p>
-      <w:pPr>
-        <w:rPr>
-          <w:color w:val="000000" w:themeColor="text1"/>
-        </w:rPr>
-      </w:pPr>
-      <w:r>
-        <w:rPr>
-          <w:color w:val="000000" w:themeColor="text1"/>
-        </w:rPr>
-        <w:t>FDNY-</w:t>
-      </w:r>
-    </w:p>
-    <w:p>
-      <w:pPr>
-        <w:rPr>
-          <w:color w:val="000000" w:themeColor="text1"/>
-        </w:rPr>
-      </w:pPr>
-      <w:r>
-        <w:t xml:space="preserve">It takes fire unites in </w:t>
-      </w:r>
-      <w:r>
-        <w:t>the Bronx</w:t>
-      </w:r>
-      <w:r>
-        <w:t xml:space="preserve"> an average of </w:t>
-      </w:r>
-      <w:r>
-        <w:rPr>
-          <w:color w:val="FF0000"/>
-        </w:rPr>
-        <w:t>11</w:t>
-      </w:r>
-      <w:r>
-        <w:rPr>
-          <w:color w:val="FF0000"/>
-        </w:rPr>
-        <w:t xml:space="preserve"> minutes </w:t>
-      </w:r>
-      <w:r>
-        <w:rPr>
-          <w:color w:val="FF0000"/>
-        </w:rPr>
-        <w:t>55</w:t>
-      </w:r>
-      <w:r>
-        <w:rPr>
-          <w:color w:val="FF0000"/>
-        </w:rPr>
-        <w:t xml:space="preserve"> seconds </w:t>
-      </w:r>
-      <w:r>
-        <w:t xml:space="preserve">to reach </w:t>
-      </w:r>
-      <w:r>
-        <w:rPr>
-          <w:color w:val="FF0000"/>
-        </w:rPr>
-        <w:t>life threatening medical emergencies</w:t>
-      </w:r>
-      <w:r>
-        <w:rPr>
-          <w:color w:val="000000" w:themeColor="text1"/>
-        </w:rPr>
-        <w:t>.</w:t>
-      </w:r>
-      <w:r>
-        <w:rPr>
-          <w:color w:val="000000" w:themeColor="text1"/>
-        </w:rPr>
-        <w:t xml:space="preserve"> For non-fire emergencies, it takes an average of </w:t>
-      </w:r>
-      <w:r>
-        <w:rPr>
-          <w:color w:val="000000" w:themeColor="text1"/>
-        </w:rPr>
-        <w:t>13</w:t>
-      </w:r>
-      <w:r>
-        <w:rPr>
-          <w:color w:val="000000" w:themeColor="text1"/>
-        </w:rPr>
-        <w:t xml:space="preserve"> minutes and </w:t>
-      </w:r>
-      <w:r>
-        <w:rPr>
-          <w:color w:val="000000" w:themeColor="text1"/>
-        </w:rPr>
-        <w:t xml:space="preserve">13 </w:t>
-      </w:r>
-      <w:r>
-        <w:rPr>
-          <w:color w:val="000000" w:themeColor="text1"/>
-        </w:rPr>
-        <w:t xml:space="preserve">seconds. In case of </w:t>
-      </w:r>
-      <w:r>
-        <w:rPr>
-          <w:color w:val="E97132" w:themeColor="accent2"/>
-        </w:rPr>
-        <w:t>fires in commercial, residential, public or vacant buildings</w:t>
-      </w:r>
-      <w:r>
-        <w:rPr>
-          <w:color w:val="000000" w:themeColor="text1"/>
-        </w:rPr>
-        <w:t xml:space="preserve">, it takes average of </w:t>
-      </w:r>
-      <w:r>
-        <w:rPr>
-          <w:color w:val="E97132" w:themeColor="accent2"/>
-        </w:rPr>
-        <w:t>5</w:t>
-      </w:r>
-      <w:r>
-        <w:rPr>
-          <w:color w:val="E97132" w:themeColor="accent2"/>
-        </w:rPr>
-        <w:t xml:space="preserve"> minutes and </w:t>
-      </w:r>
-      <w:r>
-        <w:rPr>
-          <w:color w:val="E97132" w:themeColor="accent2"/>
-        </w:rPr>
-        <w:t>21</w:t>
-      </w:r>
-      <w:r>
-        <w:rPr>
-          <w:color w:val="E97132" w:themeColor="accent2"/>
-        </w:rPr>
-        <w:t xml:space="preserve"> seconds</w:t>
-      </w:r>
-      <w:r>
-        <w:rPr>
-          <w:color w:val="000000" w:themeColor="text1"/>
-        </w:rPr>
-        <w:t xml:space="preserve">, </w:t>
-      </w:r>
-      <w:r>
-        <w:rPr>
-          <w:color w:val="000000" w:themeColor="text1"/>
-        </w:rPr>
-        <w:t>(outlier-</w:t>
+        <w:rPr>
+          <w:color w:val="000000" w:themeColor="text1"/>
+        </w:rPr>
+        <w:t>, (outlier-</w:t>
       </w:r>
       <w:r>
         <w:rPr>
@@ -1813,308 +1645,243 @@
         <w:rPr>
           <w:color w:val="000000" w:themeColor="text1"/>
         </w:rPr>
+        <w:t xml:space="preserve">9 minutes and 12 seconds </w:t>
+      </w:r>
+      <w:r>
+        <w:t xml:space="preserve">to respond to life-threatening medical emergencies in Staten Island. </w:t>
+      </w:r>
+    </w:p>
+    <w:p>
+      <w:pPr>
+        <w:rPr>
+          <w:color w:val="000000" w:themeColor="text1"/>
+        </w:rPr>
+      </w:pPr>
+    </w:p>
+    <w:p>
+      <w:pPr>
+        <w:rPr>
+          <w:color w:val="000000" w:themeColor="text1"/>
+        </w:rPr>
+      </w:pPr>
+      <w:r>
+        <w:rPr>
+          <w:color w:val="000000" w:themeColor="text1"/>
+        </w:rPr>
+        <w:t>EMS-</w:t>
+      </w:r>
+    </w:p>
+    <w:p>
+      <w:r>
+        <w:t xml:space="preserve">It takes ambulances in Staten Island an average of </w:t>
+      </w:r>
+      <w:r>
+        <w:rPr>
+          <w:color w:val="FF0000"/>
+        </w:rPr>
+        <w:t>1</w:t>
+      </w:r>
+      <w:r>
+        <w:rPr>
+          <w:color w:val="FF0000"/>
+        </w:rPr>
+        <w:t>0</w:t>
+      </w:r>
+      <w:r>
+        <w:rPr>
+          <w:color w:val="FF0000"/>
+        </w:rPr>
+        <w:t xml:space="preserve"> minutes and </w:t>
+      </w:r>
+      <w:r>
+        <w:rPr>
+          <w:color w:val="FF0000"/>
+        </w:rPr>
+        <w:t>7</w:t>
+      </w:r>
+      <w:r>
+        <w:rPr>
+          <w:color w:val="FF0000"/>
+        </w:rPr>
+        <w:t xml:space="preserve"> seconds </w:t>
+      </w:r>
+      <w:r>
+        <w:t xml:space="preserve">to reach </w:t>
+      </w:r>
+      <w:r>
+        <w:rPr>
+          <w:color w:val="FF0000"/>
+        </w:rPr>
+        <w:t>life threatening medical emergencies</w:t>
+      </w:r>
+      <w:r>
+        <w:t xml:space="preserve">. In case of incidents such as </w:t>
+      </w:r>
+      <w:r>
+        <w:rPr>
+          <w:color w:val="0070C0"/>
+        </w:rPr>
+        <w:t>cardiac arrest and choking</w:t>
+      </w:r>
+      <w:r>
+        <w:t xml:space="preserve">, it takes an average </w:t>
+      </w:r>
+      <w:r>
+        <w:rPr>
+          <w:color w:val="0070C0"/>
+        </w:rPr>
         <w:t>9</w:t>
       </w:r>
       <w:r>
         <w:rPr>
-          <w:color w:val="000000" w:themeColor="text1"/>
-        </w:rPr>
-        <w:t xml:space="preserve"> minutes and 12 seconds </w:t>
-      </w:r>
-      <w:r>
-        <w:t xml:space="preserve">to respond to life-threatening medical emergencies in </w:t>
-      </w:r>
-      <w:r>
-        <w:t>Staten Island</w:t>
-      </w:r>
-      <w:r>
-        <w:t xml:space="preserve">. </w:t>
-      </w:r>
-    </w:p>
-    <w:p>
-      <w:pPr>
-        <w:rPr>
-          <w:color w:val="000000" w:themeColor="text1"/>
-        </w:rPr>
-      </w:pPr>
-    </w:p>
-    <w:p>
-      <w:pPr>
-        <w:rPr>
-          <w:color w:val="000000" w:themeColor="text1"/>
-        </w:rPr>
-      </w:pPr>
-      <w:r>
-        <w:rPr>
-          <w:color w:val="000000" w:themeColor="text1"/>
-        </w:rPr>
-        <w:t>EMS-</w:t>
-      </w:r>
-    </w:p>
-    <w:p>
-      <w:r>
-        <w:t>It takes ambulances in Staten Island</w:t>
-      </w:r>
-      <w:r>
-        <w:t xml:space="preserve"> </w:t>
-      </w:r>
-      <w:r>
-        <w:t xml:space="preserve">an average of </w:t>
-      </w:r>
-      <w:r>
-        <w:rPr>
-          <w:color w:val="FF0000"/>
-        </w:rPr>
-        <w:t>1</w:t>
-      </w:r>
-      <w:r>
-        <w:rPr>
-          <w:color w:val="FF0000"/>
-        </w:rPr>
-        <w:t>0</w:t>
-      </w:r>
-      <w:r>
-        <w:rPr>
-          <w:color w:val="FF0000"/>
+          <w:color w:val="0070C0"/>
+        </w:rPr>
+        <w:t xml:space="preserve"> minutes</w:t>
+      </w:r>
+      <w:r>
+        <w:t xml:space="preserve">. Average response time for life-threatening and non-life-threatening incidents </w:t>
+      </w:r>
+      <w:r>
+        <w:rPr>
+          <w:color w:val="3A7C22" w:themeColor="accent6" w:themeShade="BF"/>
+        </w:rPr>
+        <w:t>combined</w:t>
+      </w:r>
+      <w:r>
+        <w:t xml:space="preserve"> is </w:t>
+      </w:r>
+      <w:r>
+        <w:rPr>
+          <w:color w:val="3A7C22" w:themeColor="accent6" w:themeShade="BF"/>
+        </w:rPr>
+        <w:t xml:space="preserve">11 </w:t>
+      </w:r>
+      <w:r>
+        <w:rPr>
+          <w:color w:val="3A7C22" w:themeColor="accent6" w:themeShade="BF"/>
+        </w:rPr>
+        <w:t xml:space="preserve">minutes and </w:t>
+      </w:r>
+      <w:r>
+        <w:rPr>
+          <w:color w:val="3A7C22" w:themeColor="accent6" w:themeShade="BF"/>
+        </w:rPr>
+        <w:t>55</w:t>
+      </w:r>
+      <w:r>
+        <w:rPr>
+          <w:color w:val="3A7C22" w:themeColor="accent6" w:themeShade="BF"/>
+        </w:rPr>
+        <w:t xml:space="preserve"> seconds</w:t>
+      </w:r>
+      <w:r>
+        <w:t xml:space="preserve">. Non-life-threatening emergencies include instances of drug overdose, sickness, pain etc. </w:t>
+      </w:r>
+    </w:p>
+    <w:p/>
+    <w:p>
+      <w:pPr>
+        <w:rPr>
+          <w:color w:val="000000" w:themeColor="text1"/>
+        </w:rPr>
+      </w:pPr>
+      <w:r>
+        <w:rPr>
+          <w:color w:val="000000" w:themeColor="text1"/>
+        </w:rPr>
+        <w:t>FDNY-</w:t>
+      </w:r>
+    </w:p>
+    <w:p>
+      <w:pPr>
+        <w:rPr>
+          <w:color w:val="000000" w:themeColor="text1"/>
+        </w:rPr>
+      </w:pPr>
+      <w:r>
+        <w:lastRenderedPageBreak/>
+        <w:t xml:space="preserve">It takes fire unites in Staten Island an average of </w:t>
+      </w:r>
+      <w:r>
+        <w:rPr>
+          <w:color w:val="FF0000"/>
+        </w:rPr>
+        <w:t>8</w:t>
+      </w:r>
+      <w:r>
+        <w:rPr>
+          <w:color w:val="FF0000"/>
+        </w:rPr>
+        <w:t xml:space="preserve"> minutes </w:t>
+      </w:r>
+      <w:r>
+        <w:rPr>
+          <w:color w:val="FF0000"/>
+        </w:rPr>
+        <w:t xml:space="preserve">and 23 seconds </w:t>
+      </w:r>
+      <w:r>
+        <w:t xml:space="preserve">to reach </w:t>
+      </w:r>
+      <w:r>
+        <w:rPr>
+          <w:color w:val="FF0000"/>
+        </w:rPr>
+        <w:t>life threatening medical emergencies</w:t>
+      </w:r>
+      <w:r>
+        <w:rPr>
+          <w:color w:val="000000" w:themeColor="text1"/>
+        </w:rPr>
+        <w:t>.</w:t>
+      </w:r>
+      <w:r>
+        <w:rPr>
+          <w:color w:val="000000" w:themeColor="text1"/>
+        </w:rPr>
+        <w:t xml:space="preserve"> For non-fire emergencies, it takes an average of 9 minutes and 27 seconds. In case of </w:t>
+      </w:r>
+      <w:r>
+        <w:rPr>
+          <w:color w:val="E97132" w:themeColor="accent2"/>
+        </w:rPr>
+        <w:t>fires in commercial, residential, public or vacant buildings</w:t>
+      </w:r>
+      <w:r>
+        <w:rPr>
+          <w:color w:val="000000" w:themeColor="text1"/>
+        </w:rPr>
+        <w:t xml:space="preserve">, it takes average of </w:t>
+      </w:r>
+      <w:r>
+        <w:rPr>
+          <w:color w:val="E97132" w:themeColor="accent2"/>
+        </w:rPr>
+        <w:t>5</w:t>
+      </w:r>
+      <w:r>
+        <w:rPr>
+          <w:color w:val="E97132" w:themeColor="accent2"/>
         </w:rPr>
         <w:t xml:space="preserve"> minutes and </w:t>
       </w:r>
       <w:r>
         <w:rPr>
-          <w:color w:val="FF0000"/>
-        </w:rPr>
-        <w:t>7</w:t>
-      </w:r>
-      <w:r>
-        <w:rPr>
-          <w:color w:val="FF0000"/>
-        </w:rPr>
-        <w:t xml:space="preserve"> seconds </w:t>
-      </w:r>
-      <w:r>
-        <w:t xml:space="preserve">to reach </w:t>
-      </w:r>
-      <w:r>
-        <w:rPr>
-          <w:color w:val="FF0000"/>
-        </w:rPr>
-        <w:t>life threatening medical emergencies</w:t>
-      </w:r>
-      <w:r>
-        <w:t xml:space="preserve">. In case of incidents such as </w:t>
-      </w:r>
-      <w:r>
-        <w:rPr>
-          <w:color w:val="0070C0"/>
-        </w:rPr>
-        <w:t>cardiac arrest and choking</w:t>
-      </w:r>
-      <w:r>
-        <w:t xml:space="preserve">, it takes an average </w:t>
-      </w:r>
-      <w:r>
-        <w:rPr>
-          <w:color w:val="0070C0"/>
-        </w:rPr>
-        <w:t>9</w:t>
-      </w:r>
-      <w:r>
-        <w:rPr>
-          <w:color w:val="0070C0"/>
-        </w:rPr>
-        <w:t xml:space="preserve"> minutes</w:t>
-      </w:r>
-      <w:r>
-        <w:t xml:space="preserve">. Average response time for life-threatening and non-life-threatening incidents </w:t>
-      </w:r>
-      <w:r>
-        <w:rPr>
-          <w:color w:val="3A7C22" w:themeColor="accent6" w:themeShade="BF"/>
-        </w:rPr>
-        <w:t>combined</w:t>
-      </w:r>
-      <w:r>
-        <w:t xml:space="preserve"> is </w:t>
-      </w:r>
-      <w:r>
-        <w:rPr>
-          <w:color w:val="3A7C22" w:themeColor="accent6" w:themeShade="BF"/>
+          <w:color w:val="E97132" w:themeColor="accent2"/>
         </w:rPr>
         <w:t>11</w:t>
       </w:r>
       <w:r>
         <w:rPr>
-          <w:color w:val="3A7C22" w:themeColor="accent6" w:themeShade="BF"/>
-        </w:rPr>
-        <w:t xml:space="preserve"> </w:t>
-      </w:r>
-      <w:r>
-        <w:rPr>
-          <w:color w:val="3A7C22" w:themeColor="accent6" w:themeShade="BF"/>
-        </w:rPr>
-        <w:t xml:space="preserve">minutes and </w:t>
-      </w:r>
-      <w:r>
-        <w:rPr>
-          <w:color w:val="3A7C22" w:themeColor="accent6" w:themeShade="BF"/>
-        </w:rPr>
-        <w:t>55</w:t>
-      </w:r>
-      <w:r>
-        <w:rPr>
-          <w:color w:val="3A7C22" w:themeColor="accent6" w:themeShade="BF"/>
+          <w:color w:val="E97132" w:themeColor="accent2"/>
         </w:rPr>
         <w:t xml:space="preserve"> seconds</w:t>
       </w:r>
       <w:r>
-        <w:t xml:space="preserve">. Non-life-threatening emergencies include instances of drug overdose, sickness, pain etc. </w:t>
-      </w:r>
-    </w:p>
-    <w:p/>
-    <w:p>
-      <w:pPr>
-        <w:rPr>
-          <w:color w:val="000000" w:themeColor="text1"/>
-        </w:rPr>
-      </w:pPr>
-      <w:r>
-        <w:rPr>
-          <w:color w:val="000000" w:themeColor="text1"/>
-        </w:rPr>
-        <w:t>FDNY-</w:t>
-      </w:r>
-    </w:p>
-    <w:p>
-      <w:pPr>
-        <w:rPr>
-          <w:color w:val="000000" w:themeColor="text1"/>
-        </w:rPr>
-      </w:pPr>
-      <w:r>
-        <w:t xml:space="preserve">It takes fire unites in Staten Island an average of </w:t>
-      </w:r>
-      <w:r>
-        <w:rPr>
-          <w:color w:val="FF0000"/>
-        </w:rPr>
-        <w:t>8</w:t>
-      </w:r>
-      <w:r>
-        <w:rPr>
-          <w:color w:val="FF0000"/>
-        </w:rPr>
-        <w:t xml:space="preserve"> minutes </w:t>
-      </w:r>
-      <w:r>
-        <w:rPr>
-          <w:color w:val="FF0000"/>
-        </w:rPr>
-        <w:t>and 23</w:t>
-      </w:r>
-      <w:r>
-        <w:rPr>
-          <w:color w:val="FF0000"/>
-        </w:rPr>
-        <w:t xml:space="preserve"> seconds </w:t>
-      </w:r>
-      <w:r>
-        <w:t xml:space="preserve">to reach </w:t>
-      </w:r>
-      <w:r>
-        <w:rPr>
-          <w:color w:val="FF0000"/>
-        </w:rPr>
-        <w:t>life threatening medical emergencies</w:t>
-      </w:r>
-      <w:r>
-        <w:rPr>
-          <w:color w:val="000000" w:themeColor="text1"/>
-        </w:rPr>
-        <w:t>.</w:t>
-      </w:r>
-      <w:r>
-        <w:rPr>
-          <w:color w:val="000000" w:themeColor="text1"/>
-        </w:rPr>
-        <w:t xml:space="preserve"> For non-fire emergencies, it takes an average of </w:t>
-      </w:r>
-      <w:r>
-        <w:rPr>
-          <w:color w:val="000000" w:themeColor="text1"/>
-        </w:rPr>
-        <w:t>9</w:t>
-      </w:r>
-      <w:r>
-        <w:rPr>
-          <w:color w:val="000000" w:themeColor="text1"/>
-        </w:rPr>
-        <w:t xml:space="preserve"> minutes and </w:t>
-      </w:r>
-      <w:r>
-        <w:rPr>
-          <w:color w:val="000000" w:themeColor="text1"/>
-        </w:rPr>
-        <w:t xml:space="preserve">27 </w:t>
-      </w:r>
-      <w:r>
-        <w:rPr>
-          <w:color w:val="000000" w:themeColor="text1"/>
-        </w:rPr>
-        <w:t xml:space="preserve">seconds. In case of </w:t>
-      </w:r>
-      <w:r>
-        <w:rPr>
-          <w:color w:val="E97132" w:themeColor="accent2"/>
-        </w:rPr>
-        <w:t>fires in commercial, residential, public or vacant buildings</w:t>
-      </w:r>
-      <w:r>
-        <w:rPr>
-          <w:color w:val="000000" w:themeColor="text1"/>
-        </w:rPr>
-        <w:t xml:space="preserve">, it takes average of </w:t>
-      </w:r>
-      <w:r>
-        <w:rPr>
-          <w:color w:val="E97132" w:themeColor="accent2"/>
-        </w:rPr>
-        <w:t>5</w:t>
-      </w:r>
-      <w:r>
-        <w:rPr>
-          <w:color w:val="E97132" w:themeColor="accent2"/>
-        </w:rPr>
-        <w:t xml:space="preserve"> minutes and </w:t>
-      </w:r>
-      <w:r>
-        <w:rPr>
-          <w:color w:val="E97132" w:themeColor="accent2"/>
-        </w:rPr>
-        <w:t>1</w:t>
-      </w:r>
-      <w:r>
-        <w:rPr>
-          <w:color w:val="E97132" w:themeColor="accent2"/>
-        </w:rPr>
-        <w:t>1</w:t>
-      </w:r>
-      <w:r>
-        <w:rPr>
-          <w:color w:val="E97132" w:themeColor="accent2"/>
-        </w:rPr>
-        <w:t xml:space="preserve"> seconds</w:t>
-      </w:r>
-      <w:r>
-        <w:rPr>
-          <w:color w:val="000000" w:themeColor="text1"/>
-        </w:rPr>
-        <w:t xml:space="preserve">. </w:t>
-      </w:r>
-      <w:r>
-        <w:rPr>
-          <w:color w:val="000000" w:themeColor="text1"/>
-        </w:rPr>
-        <w:t xml:space="preserve">During incidents of </w:t>
+        <w:rPr>
+          <w:color w:val="000000" w:themeColor="text1"/>
+        </w:rPr>
+        <w:t xml:space="preserve">. During incidents of </w:t>
       </w:r>
       <w:r>
         <w:rPr>
@@ -2291,10 +2058,7 @@
         <w:pStyle w:val="ListParagraph"/>
       </w:pPr>
       <w:r>
-        <w:t xml:space="preserve">Description types </w:t>
-      </w:r>
-      <w:r>
-        <w:t xml:space="preserve">FDNY- </w:t>
+        <w:t xml:space="preserve">Description types FDNY- </w:t>
       </w:r>
     </w:p>
     <w:p>
@@ -2494,6 +2258,21 @@
         <w:pStyle w:val="ListParagraph"/>
       </w:pPr>
     </w:p>
+    <w:p>
+      <w:pPr>
+        <w:pStyle w:val="ListParagraph"/>
+      </w:pPr>
+    </w:p>
+    <w:p>
+      <w:pPr>
+        <w:pStyle w:val="ListParagraph"/>
+      </w:pPr>
+    </w:p>
+    <w:p>
+      <w:pPr>
+        <w:pStyle w:val="ListParagraph"/>
+      </w:pPr>
+    </w:p>
     <w:sectPr>
       <w:pgSz w:w="12240" w:h="15840"/>
       <w:pgMar w:top="1440" w:right="1440" w:bottom="1440" w:left="1440" w:header="720" w:footer="720" w:gutter="0"/>
@@ -2545,6 +2324,119 @@
 <file path=word/numbering.xml><?xml version="1.0" encoding="utf-8"?>
 <w:numbering xmlns:wpc="http://schemas.microsoft.com/office/word/2010/wordprocessingCanvas" xmlns:cx="http://schemas.microsoft.com/office/drawing/2014/chartex" xmlns:cx1="http://schemas.microsoft.com/office/drawing/2015/9/8/chartex" xmlns:cx2="http://schemas.microsoft.com/office/drawing/2015/10/21/chartex" xmlns:cx3="http://schemas.microsoft.com/office/drawing/2016/5/9/chartex" xmlns:cx4="http://schemas.microsoft.com/office/drawing/2016/5/10/chartex" xmlns:cx5="http://schemas.microsoft.com/office/drawing/2016/5/11/chartex" xmlns:cx6="http://schemas.microsoft.com/office/drawing/2016/5/12/chartex" xmlns:cx7="http://schemas.microsoft.com/office/drawing/2016/5/13/chartex" xmlns:cx8="http://schemas.microsoft.com/office/drawing/2016/5/14/chartex" xmlns:mc="http://schemas.openxmlformats.org/markup-compatibility/2006" xmlns:aink="http://schemas.microsoft.com/office/drawing/2016/ink" xmlns:am3d="http://schemas.microsoft.com/office/drawing/2017/model3d" xmlns:o="urn:schemas-microsoft-com:office:office" xmlns:oel="http://schemas.microsoft.com/office/2019/extlst" xmlns:r="http://schemas.openxmlformats.org/officeDocument/2006/relationships" xmlns:m="http://schemas.openxmlformats.org/officeDocument/2006/math" xmlns:v="urn:schemas-microsoft-com:vml" xmlns:wp14="http://schemas.microsoft.com/office/word/2010/wordprocessingDrawing" xmlns:wp="http://schemas.openxmlformats.org/drawingml/2006/wordprocessingDrawing" xmlns:w10="urn:schemas-microsoft-com:office:word" xmlns:w="http://schemas.openxmlformats.org/wordprocessingml/2006/main" xmlns:w14="http://schemas.microsoft.com/office/word/2010/wordml" xmlns:w15="http://schemas.microsoft.com/office/word/2012/wordml" xmlns:w16cex="http://schemas.microsoft.com/office/word/2018/wordml/cex" xmlns:w16cid="http://schemas.microsoft.com/office/word/2016/wordml/cid" xmlns:w16="http://schemas.microsoft.com/office/word/2018/wordml" xmlns:w16du="http://schemas.microsoft.com/office/word/2023/wordml/word16du" xmlns:w16sdtdh="http://schemas.microsoft.com/office/word/2020/wordml/sdtdatahash" xmlns:w16se="http://schemas.microsoft.com/office/word/2015/wordml/symex" xmlns:wpg="http://schemas.microsoft.com/office/word/2010/wordprocessingGroup" xmlns:wpi="http://schemas.microsoft.com/office/word/2010/wordprocessingInk" xmlns:wne="http://schemas.microsoft.com/office/word/2006/wordml" xmlns:wps="http://schemas.microsoft.com/office/word/2010/wordprocessingShape" mc:Ignorable="w14 w15 w16se w16cid w16 w16cex w16sdtdh w16du wp14">
   <w:abstractNum w:abstractNumId="0" w15:restartNumberingAfterBreak="0">
+    <w:nsid w:val="1A590B73"/>
+    <w:multiLevelType w:val="hybridMultilevel"/>
+    <w:tmpl w:val="997E1B34"/>
+    <w:lvl w:ilvl="0" w:tplc="F3DCC0BC">
+      <w:start w:val="10"/>
+      <w:numFmt w:val="bullet"/>
+      <w:lvlText w:val="-"/>
+      <w:lvlJc w:val="left"/>
+      <w:pPr>
+        <w:ind w:left="720" w:hanging="360"/>
+      </w:pPr>
+      <w:rPr>
+        <w:rFonts w:ascii="Times New Roman" w:eastAsia="Times New Roman" w:hAnsi="Times New Roman" w:cs="Times New Roman" w:hint="default"/>
+      </w:rPr>
+    </w:lvl>
+    <w:lvl w:ilvl="1" w:tplc="04090003" w:tentative="1">
+      <w:start w:val="1"/>
+      <w:numFmt w:val="bullet"/>
+      <w:lvlText w:val="o"/>
+      <w:lvlJc w:val="left"/>
+      <w:pPr>
+        <w:ind w:left="1440" w:hanging="360"/>
+      </w:pPr>
+      <w:rPr>
+        <w:rFonts w:ascii="Courier New" w:hAnsi="Courier New" w:cs="Courier New" w:hint="default"/>
+      </w:rPr>
+    </w:lvl>
+    <w:lvl w:ilvl="2" w:tplc="04090005" w:tentative="1">
+      <w:start w:val="1"/>
+      <w:numFmt w:val="bullet"/>
+      <w:lvlText w:val=""/>
+      <w:lvlJc w:val="left"/>
+      <w:pPr>
+        <w:ind w:left="2160" w:hanging="360"/>
+      </w:pPr>
+      <w:rPr>
+        <w:rFonts w:ascii="Wingdings" w:hAnsi="Wingdings" w:hint="default"/>
+      </w:rPr>
+    </w:lvl>
+    <w:lvl w:ilvl="3" w:tplc="04090001" w:tentative="1">
+      <w:start w:val="1"/>
+      <w:numFmt w:val="bullet"/>
+      <w:lvlText w:val=""/>
+      <w:lvlJc w:val="left"/>
+      <w:pPr>
+        <w:ind w:left="2880" w:hanging="360"/>
+      </w:pPr>
+      <w:rPr>
+        <w:rFonts w:ascii="Symbol" w:hAnsi="Symbol" w:hint="default"/>
+      </w:rPr>
+    </w:lvl>
+    <w:lvl w:ilvl="4" w:tplc="04090003" w:tentative="1">
+      <w:start w:val="1"/>
+      <w:numFmt w:val="bullet"/>
+      <w:lvlText w:val="o"/>
+      <w:lvlJc w:val="left"/>
+      <w:pPr>
+        <w:ind w:left="3600" w:hanging="360"/>
+      </w:pPr>
+      <w:rPr>
+        <w:rFonts w:ascii="Courier New" w:hAnsi="Courier New" w:cs="Courier New" w:hint="default"/>
+      </w:rPr>
+    </w:lvl>
+    <w:lvl w:ilvl="5" w:tplc="04090005" w:tentative="1">
+      <w:start w:val="1"/>
+      <w:numFmt w:val="bullet"/>
+      <w:lvlText w:val=""/>
+      <w:lvlJc w:val="left"/>
+      <w:pPr>
+        <w:ind w:left="4320" w:hanging="360"/>
+      </w:pPr>
+      <w:rPr>
+        <w:rFonts w:ascii="Wingdings" w:hAnsi="Wingdings" w:hint="default"/>
+      </w:rPr>
+    </w:lvl>
+    <w:lvl w:ilvl="6" w:tplc="04090001" w:tentative="1">
+      <w:start w:val="1"/>
+      <w:numFmt w:val="bullet"/>
+      <w:lvlText w:val=""/>
+      <w:lvlJc w:val="left"/>
+      <w:pPr>
+        <w:ind w:left="5040" w:hanging="360"/>
+      </w:pPr>
+      <w:rPr>
+        <w:rFonts w:ascii="Symbol" w:hAnsi="Symbol" w:hint="default"/>
+      </w:rPr>
+    </w:lvl>
+    <w:lvl w:ilvl="7" w:tplc="04090003" w:tentative="1">
+      <w:start w:val="1"/>
+      <w:numFmt w:val="bullet"/>
+      <w:lvlText w:val="o"/>
+      <w:lvlJc w:val="left"/>
+      <w:pPr>
+        <w:ind w:left="5760" w:hanging="360"/>
+      </w:pPr>
+      <w:rPr>
+        <w:rFonts w:ascii="Courier New" w:hAnsi="Courier New" w:cs="Courier New" w:hint="default"/>
+      </w:rPr>
+    </w:lvl>
+    <w:lvl w:ilvl="8" w:tplc="04090005" w:tentative="1">
+      <w:start w:val="1"/>
+      <w:numFmt w:val="bullet"/>
+      <w:lvlText w:val=""/>
+      <w:lvlJc w:val="left"/>
+      <w:pPr>
+        <w:ind w:left="6480" w:hanging="360"/>
+      </w:pPr>
+      <w:rPr>
+        <w:rFonts w:ascii="Wingdings" w:hAnsi="Wingdings" w:hint="default"/>
+      </w:rPr>
+    </w:lvl>
+  </w:abstractNum>
+  <w:abstractNum w:abstractNumId="1" w15:restartNumberingAfterBreak="0">
     <w:nsid w:val="5A1F0DCB"/>
     <w:multiLevelType w:val="hybridMultilevel"/>
     <w:tmpl w:val="1EA04DC4"/>
@@ -2657,6 +2549,9 @@
     </w:lvl>
   </w:abstractNum>
   <w:num w:numId="1" w16cid:durableId="567426796">
+    <w:abstractNumId w:val="1"/>
+  </w:num>
+  <w:num w:numId="2" w16cid:durableId="297686287">
     <w:abstractNumId w:val="0"/>
   </w:num>
 </w:numbering>
@@ -3283,6 +3178,7 @@
   <w:style w:type="character" w:default="1" w:styleId="DefaultParagraphFont">
     <w:name w:val="Default Paragraph Font"/>
     <w:uiPriority w:val="1"/>
+    <w:semiHidden/>
     <w:unhideWhenUsed/>
   </w:style>
   <w:style w:type="table" w:default="1" w:styleId="TableNormal">
